--- a/docs/CAPEX_STORY_TECHNICAL_GUIDE.docx
+++ b/docs/CAPEX_STORY_TECHNICAL_GUIDE.docx
@@ -59,7 +59,7 @@
         <w:t xml:space="preserve">Purpose  </w:t>
       </w:r>
       <w:r>
-        <w:t xml:space="preserve">This document is for data engineers, software engineers, maintainers and technical reviewers. It maps each research stage to source acquisition, transformation code, output contracts, promotion routes, frontend adapters and operational checks.</w:t>
+        <w:t xml:space="preserve">This document is for data engineers, software engineers, maintainers and technical reviewers. It maps each research stage to source acquisition, transformation code, output contracts, public paths, frontend adapters and operational checks.</w:t>
       </w:r>
     </w:p>
     <w:tbl>
@@ -156,7 +156,7 @@
                 <w:sz w:val="18"/>
                 <w:szCs w:val="18"/>
               </w:rPr>
-              <w:t xml:space="preserve">03 August 2026, 13:35 UTC</w:t>
+              <w:t xml:space="preserve">06 August 2026, 13:19 UTC</w:t>
             </w:r>
           </w:p>
         </w:tc>
@@ -197,7 +197,7 @@
                 <w:sz w:val="18"/>
                 <w:szCs w:val="18"/>
               </w:rPr>
-              <w:t xml:space="preserve">8ed7615</w:t>
+              <w:t xml:space="preserve">467bc7e</w:t>
             </w:r>
           </w:p>
         </w:tc>
@@ -379,7 +379,7 @@
     </w:p>
     <w:p>
       <w:r>
-        <w:t xml:space="preserve">The CapEx research lens is a static, reproducible analytical product. Python jobs acquire or consume source data, preserve source evidence, transform observations, validate complete payloads and publish strict JSON. A promotion job revalidates processed artifacts before copying them to the Vite public directory. The generated catalogue maps stable asset IDs to schemas and presentation components. React Query loads static JSON at runtime; runtime guards and component-schema mappings prevent an artifact from reaching an incompatible visualisation.</w:t>
+        <w:t xml:space="preserve">The CapEx research lens is a static, reproducible analytical product. Python jobs acquire or consume source data, preserve immutable raw evidence, transform observations without I/O, validate the complete artifact set and publish processed plus browser-facing JSON. The generated catalogue maps stable asset IDs to schemas and presentation components. React Query loads static JSON at runtime; runtime guards and component-schema mappings prevent an artifact from reaching an incompatible visualisation.</w:t>
       </w:r>
     </w:p>
     <w:p>
@@ -388,7 +388,7 @@
         <w:keepLines/>
       </w:pPr>
       <w:r>
-        <w:t xml:space="preserve">Official source / frozen source series → extractor or validated upstream artifact → transformation → schema validation → atomic data/processed JSON → validated promotion → frontend/public/data → catalogue → runtime guard → specialised React component</w:t>
+        <w:t xml:space="preserve">Official source or data/raw replay → typed source models → typed calculated metrics → final payload builders → complete-set validation → per-file atomic processed/public JSON → catalogue → runtime guard → specialised React component</w:t>
       </w:r>
     </w:p>
     <w:p>
@@ -578,6 +578,478 @@
                 <w:sz w:val="15"/>
                 <w:szCs w:val="15"/>
               </w:rPr>
+              <w:t xml:space="preserve">scripts/build_capex_pipeline.py</w:t>
+            </w:r>
+          </w:p>
+        </w:tc>
+        <w:tc>
+          <w:tcPr>
+            <w:tcW w:w="4300" w:type="dxa"/>
+          </w:tcPr>
+          <w:p>
+            <w:pPr>
+              <w:pStyle w:val="TableText"/>
+              <w:keepLines/>
+            </w:pPr>
+            <w:r>
+              <w:rPr>
+                <w:sz w:val="15"/>
+                <w:szCs w:val="15"/>
+              </w:rPr>
+              <w:t xml:space="preserve">Sole full and targeted ETL executable.</w:t>
+            </w:r>
+          </w:p>
+        </w:tc>
+        <w:tc>
+          <w:tcPr>
+            <w:tcW w:w="2200" w:type="dxa"/>
+          </w:tcPr>
+          <w:p>
+            <w:pPr>
+              <w:pStyle w:val="TableText"/>
+              <w:keepLines/>
+            </w:pPr>
+            <w:r>
+              <w:rPr>
+                <w:sz w:val="15"/>
+                <w:szCs w:val="15"/>
+              </w:rPr>
+              <w:t xml:space="preserve">Every payload validates before target selection and the first processed or public write.</w:t>
+            </w:r>
+          </w:p>
+        </w:tc>
+      </w:tr>
+      <w:tr>
+        <w:trPr>
+          <w:cantSplit/>
+        </w:trPr>
+        <w:tc>
+          <w:tcPr>
+            <w:tcW w:w="2500" w:type="dxa"/>
+          </w:tcPr>
+          <w:p>
+            <w:pPr>
+              <w:pStyle w:val="TableText"/>
+              <w:keepLines/>
+            </w:pPr>
+            <w:r>
+              <w:rPr>
+                <w:sz w:val="15"/>
+                <w:szCs w:val="15"/>
+              </w:rPr>
+              <w:t xml:space="preserve">scripts/extractors/capex_sources.py</w:t>
+            </w:r>
+          </w:p>
+        </w:tc>
+        <w:tc>
+          <w:tcPr>
+            <w:tcW w:w="4300" w:type="dxa"/>
+          </w:tcPr>
+          <w:p>
+            <w:pPr>
+              <w:pStyle w:val="TableText"/>
+              <w:keepLines/>
+            </w:pPr>
+            <w:r>
+              <w:rPr>
+                <w:sz w:val="15"/>
+                <w:szCs w:val="15"/>
+              </w:rPr>
+              <w:t xml:space="preserve">Live acquisition and immutable-landed-source replay.</w:t>
+            </w:r>
+          </w:p>
+        </w:tc>
+        <w:tc>
+          <w:tcPr>
+            <w:tcW w:w="2200" w:type="dxa"/>
+          </w:tcPr>
+          <w:p>
+            <w:pPr>
+              <w:pStyle w:val="TableText"/>
+              <w:keepLines/>
+            </w:pPr>
+            <w:r>
+              <w:rPr>
+                <w:sz w:val="15"/>
+                <w:szCs w:val="15"/>
+              </w:rPr>
+              <w:t xml:space="preserve">Extraction returns typed source containers; raw evidence is independent of publication.</w:t>
+            </w:r>
+          </w:p>
+        </w:tc>
+      </w:tr>
+      <w:tr>
+        <w:trPr>
+          <w:cantSplit/>
+        </w:trPr>
+        <w:tc>
+          <w:tcPr>
+            <w:tcW w:w="2500" w:type="dxa"/>
+          </w:tcPr>
+          <w:p>
+            <w:pPr>
+              <w:pStyle w:val="TableText"/>
+              <w:keepLines/>
+            </w:pPr>
+            <w:r>
+              <w:rPr>
+                <w:sz w:val="15"/>
+                <w:szCs w:val="15"/>
+              </w:rPr>
+              <w:t xml:space="preserve">scripts/extractors/delivery_reference.py</w:t>
+            </w:r>
+          </w:p>
+        </w:tc>
+        <w:tc>
+          <w:tcPr>
+            <w:tcW w:w="4300" w:type="dxa"/>
+          </w:tcPr>
+          <w:p>
+            <w:pPr>
+              <w:pStyle w:val="TableText"/>
+              <w:keepLines/>
+            </w:pPr>
+            <w:r>
+              <w:rPr>
+                <w:sz w:val="15"/>
+                <w:szCs w:val="15"/>
+              </w:rPr>
+              <w:t xml:space="preserve">Validation and typed extraction of transcribed allocation, delivery and IIP observations.</w:t>
+            </w:r>
+          </w:p>
+        </w:tc>
+        <w:tc>
+          <w:tcPr>
+            <w:tcW w:w="2200" w:type="dxa"/>
+          </w:tcPr>
+          <w:p>
+            <w:pPr>
+              <w:pStyle w:val="TableText"/>
+              <w:keepLines/>
+            </w:pPr>
+            <w:r>
+              <w:rPr>
+                <w:sz w:val="15"/>
+                <w:szCs w:val="15"/>
+              </w:rPr>
+              <w:t xml:space="preserve">Reference observations cross the same extraction boundary as downloaded sources.</w:t>
+            </w:r>
+          </w:p>
+        </w:tc>
+      </w:tr>
+      <w:tr>
+        <w:trPr>
+          <w:cantSplit/>
+        </w:trPr>
+        <w:tc>
+          <w:tcPr>
+            <w:tcW w:w="2500" w:type="dxa"/>
+          </w:tcPr>
+          <w:p>
+            <w:pPr>
+              <w:pStyle w:val="TableText"/>
+              <w:keepLines/>
+            </w:pPr>
+            <w:r>
+              <w:rPr>
+                <w:sz w:val="15"/>
+                <w:szCs w:val="15"/>
+              </w:rPr>
+              <w:t xml:space="preserve">sources/capex_delivery_reference.json</w:t>
+            </w:r>
+          </w:p>
+        </w:tc>
+        <w:tc>
+          <w:tcPr>
+            <w:tcW w:w="4300" w:type="dxa"/>
+          </w:tcPr>
+          <w:p>
+            <w:pPr>
+              <w:pStyle w:val="TableText"/>
+              <w:keepLines/>
+            </w:pPr>
+            <w:r>
+              <w:rPr>
+                <w:sz w:val="15"/>
+                <w:szCs w:val="15"/>
+              </w:rPr>
+              <w:t xml:space="preserve">Version-controlled transcription of official annual tables awaiting automated document parsers.</w:t>
+            </w:r>
+          </w:p>
+        </w:tc>
+        <w:tc>
+          <w:tcPr>
+            <w:tcW w:w="2200" w:type="dxa"/>
+          </w:tcPr>
+          <w:p>
+            <w:pPr>
+              <w:pStyle w:val="TableText"/>
+              <w:keepLines/>
+            </w:pPr>
+            <w:r>
+              <w:rPr>
+                <w:sz w:val="15"/>
+                <w:szCs w:val="15"/>
+              </w:rPr>
+              <w:t xml:space="preserve">Data is source input, never executable builder code.</w:t>
+            </w:r>
+          </w:p>
+        </w:tc>
+      </w:tr>
+      <w:tr>
+        <w:trPr>
+          <w:cantSplit/>
+        </w:trPr>
+        <w:tc>
+          <w:tcPr>
+            <w:tcW w:w="2500" w:type="dxa"/>
+          </w:tcPr>
+          <w:p>
+            <w:pPr>
+              <w:pStyle w:val="TableText"/>
+              <w:keepLines/>
+            </w:pPr>
+            <w:r>
+              <w:rPr>
+                <w:sz w:val="15"/>
+                <w:szCs w:val="15"/>
+              </w:rPr>
+              <w:t xml:space="preserve">scripts/models/capex_sources.py</w:t>
+            </w:r>
+          </w:p>
+        </w:tc>
+        <w:tc>
+          <w:tcPr>
+            <w:tcW w:w="4300" w:type="dxa"/>
+          </w:tcPr>
+          <w:p>
+            <w:pPr>
+              <w:pStyle w:val="TableText"/>
+              <w:keepLines/>
+            </w:pPr>
+            <w:r>
+              <w:rPr>
+                <w:sz w:val="15"/>
+                <w:szCs w:val="15"/>
+              </w:rPr>
+              <w:t xml:space="preserve">Provider-response and cross-layer source containers.</w:t>
+            </w:r>
+          </w:p>
+        </w:tc>
+        <w:tc>
+          <w:tcPr>
+            <w:tcW w:w="2200" w:type="dxa"/>
+          </w:tcPr>
+          <w:p>
+            <w:pPr>
+              <w:pStyle w:val="TableText"/>
+              <w:keepLines/>
+            </w:pPr>
+            <w:r>
+              <w:rPr>
+                <w:sz w:val="15"/>
+                <w:szCs w:val="15"/>
+              </w:rPr>
+              <w:t xml:space="preserve">Transforms depend on shared models, never extractor implementations.</w:t>
+            </w:r>
+          </w:p>
+        </w:tc>
+      </w:tr>
+      <w:tr>
+        <w:trPr>
+          <w:cantSplit/>
+        </w:trPr>
+        <w:tc>
+          <w:tcPr>
+            <w:tcW w:w="2500" w:type="dxa"/>
+          </w:tcPr>
+          <w:p>
+            <w:pPr>
+              <w:pStyle w:val="TableText"/>
+              <w:keepLines/>
+            </w:pPr>
+            <w:r>
+              <w:rPr>
+                <w:sz w:val="15"/>
+                <w:szCs w:val="15"/>
+              </w:rPr>
+              <w:t xml:space="preserve">scripts/models/capex_metrics.py</w:t>
+            </w:r>
+          </w:p>
+        </w:tc>
+        <w:tc>
+          <w:tcPr>
+            <w:tcW w:w="4300" w:type="dxa"/>
+          </w:tcPr>
+          <w:p>
+            <w:pPr>
+              <w:pStyle w:val="TableText"/>
+              <w:keepLines/>
+            </w:pPr>
+            <w:r>
+              <w:rPr>
+                <w:sz w:val="15"/>
+                <w:szCs w:val="15"/>
+              </w:rPr>
+              <w:t xml:space="preserve">GovernmentMetrics, PrivateMetrics and FiscalMetrics contracts.</w:t>
+            </w:r>
+          </w:p>
+        </w:tc>
+        <w:tc>
+          <w:tcPr>
+            <w:tcW w:w="2200" w:type="dxa"/>
+          </w:tcPr>
+          <w:p>
+            <w:pPr>
+              <w:pStyle w:val="TableText"/>
+              <w:keepLines/>
+            </w:pPr>
+            <w:r>
+              <w:rPr>
+                <w:sz w:val="15"/>
+                <w:szCs w:val="15"/>
+              </w:rPr>
+              <w:t xml:space="preserve">Intermediate calculations carry CanonicalRecord tuples and provenance, never JSON-shaped payload dictionaries.</w:t>
+            </w:r>
+          </w:p>
+        </w:tc>
+      </w:tr>
+      <w:tr>
+        <w:trPr>
+          <w:cantSplit/>
+        </w:trPr>
+        <w:tc>
+          <w:tcPr>
+            <w:tcW w:w="2500" w:type="dxa"/>
+          </w:tcPr>
+          <w:p>
+            <w:pPr>
+              <w:pStyle w:val="TableText"/>
+              <w:keepLines/>
+            </w:pPr>
+            <w:r>
+              <w:rPr>
+                <w:sz w:val="15"/>
+                <w:szCs w:val="15"/>
+              </w:rPr>
+              <w:t xml:space="preserve">scripts/transforms/capex_metrics.py</w:t>
+            </w:r>
+          </w:p>
+        </w:tc>
+        <w:tc>
+          <w:tcPr>
+            <w:tcW w:w="4300" w:type="dxa"/>
+          </w:tcPr>
+          <w:p>
+            <w:pPr>
+              <w:pStyle w:val="TableText"/>
+              <w:keepLines/>
+            </w:pPr>
+            <w:r>
+              <w:rPr>
+                <w:sz w:val="15"/>
+                <w:szCs w:val="15"/>
+              </w:rPr>
+              <w:t xml:space="preserve">Explicit construction and validation of typed structural metrics.</w:t>
+            </w:r>
+          </w:p>
+        </w:tc>
+        <w:tc>
+          <w:tcPr>
+            <w:tcW w:w="2200" w:type="dxa"/>
+          </w:tcPr>
+          <w:p>
+            <w:pPr>
+              <w:pStyle w:val="TableText"/>
+              <w:keepLines/>
+            </w:pPr>
+            <w:r>
+              <w:rPr>
+                <w:sz w:val="15"/>
+                <w:szCs w:val="15"/>
+              </w:rPr>
+              <w:t xml:space="preserve">Government metrics feed private metrics directly as records; no intermediate JSON is constructed.</w:t>
+            </w:r>
+          </w:p>
+        </w:tc>
+      </w:tr>
+      <w:tr>
+        <w:trPr>
+          <w:cantSplit/>
+        </w:trPr>
+        <w:tc>
+          <w:tcPr>
+            <w:tcW w:w="2500" w:type="dxa"/>
+          </w:tcPr>
+          <w:p>
+            <w:pPr>
+              <w:pStyle w:val="TableText"/>
+              <w:keepLines/>
+            </w:pPr>
+            <w:r>
+              <w:rPr>
+                <w:sz w:val="15"/>
+                <w:szCs w:val="15"/>
+              </w:rPr>
+              <w:t xml:space="preserve">scripts/builders/capex_artifacts.py</w:t>
+            </w:r>
+          </w:p>
+        </w:tc>
+        <w:tc>
+          <w:tcPr>
+            <w:tcW w:w="4300" w:type="dxa"/>
+          </w:tcPr>
+          <w:p>
+            <w:pPr>
+              <w:pStyle w:val="TableText"/>
+              <w:keepLines/>
+            </w:pPr>
+            <w:r>
+              <w:rPr>
+                <w:sz w:val="15"/>
+                <w:szCs w:val="15"/>
+              </w:rPr>
+              <w:t xml:space="preserve">Pure dependency ordering and complete artifact assembly.</w:t>
+            </w:r>
+          </w:p>
+        </w:tc>
+        <w:tc>
+          <w:tcPr>
+            <w:tcW w:w="2200" w:type="dxa"/>
+          </w:tcPr>
+          <w:p>
+            <w:pPr>
+              <w:pStyle w:val="TableText"/>
+              <w:keepLines/>
+            </w:pPr>
+            <w:r>
+              <w:rPr>
+                <w:sz w:val="15"/>
+                <w:szCs w:val="15"/>
+              </w:rPr>
+              <w:t xml:space="preserve">No network, processed-file reads or publication side effects.</w:t>
+            </w:r>
+          </w:p>
+        </w:tc>
+      </w:tr>
+      <w:tr>
+        <w:trPr>
+          <w:cantSplit/>
+        </w:trPr>
+        <w:tc>
+          <w:tcPr>
+            <w:tcW w:w="2500" w:type="dxa"/>
+          </w:tcPr>
+          <w:p>
+            <w:pPr>
+              <w:pStyle w:val="TableText"/>
+              <w:keepLines/>
+            </w:pPr>
+            <w:r>
+              <w:rPr>
+                <w:sz w:val="15"/>
+                <w:szCs w:val="15"/>
+              </w:rPr>
               <w:t xml:space="preserve">scripts/extractors/nifty_indices.py</w:t>
             </w:r>
           </w:p>
@@ -696,7 +1168,7 @@
                 <w:sz w:val="15"/>
                 <w:szCs w:val="15"/>
               </w:rPr>
-              <w:t xml:space="preserve">scripts/build_capex_delivery.py</w:t>
+              <w:t xml:space="preserve">scripts/builders/fiscal_outputs.py</w:t>
             </w:r>
           </w:p>
         </w:tc>
@@ -714,7 +1186,7 @@
                 <w:sz w:val="15"/>
                 <w:szCs w:val="15"/>
               </w:rPr>
-              <w:t xml:space="preserve">Frozen official allocation, physical-delivery and IIP series plus validated payload builders.</w:t>
+              <w:t xml:space="preserve">Final execution and fiscal-sustainability payloads.</w:t>
             </w:r>
           </w:p>
         </w:tc>
@@ -732,7 +1204,7 @@
                 <w:sz w:val="15"/>
                 <w:szCs w:val="15"/>
               </w:rPr>
-              <w:t xml:space="preserve">Financial and physical units are published separately.</w:t>
+              <w:t xml:space="preserve">Each public function constructs exactly one registered output.</w:t>
             </w:r>
           </w:p>
         </w:tc>
@@ -755,7 +1227,7 @@
                 <w:sz w:val="15"/>
                 <w:szCs w:val="15"/>
               </w:rPr>
-              <w:t xml:space="preserve">scripts/build_capex_depth.py</w:t>
+              <w:t xml:space="preserve">scripts/builders/market_outputs.py</w:t>
             </w:r>
           </w:p>
         </w:tc>
@@ -773,7 +1245,7 @@
                 <w:sz w:val="15"/>
                 <w:szCs w:val="15"/>
               </w:rPr>
-              <w:t xml:space="preserve">Official project-quality and state-table acquisition plus depth-stage publication.</w:t>
+              <w:t xml:space="preserve">Final sector-performance and correlation payloads.</w:t>
             </w:r>
           </w:p>
         </w:tc>
@@ -791,7 +1263,7 @@
                 <w:sz w:val="15"/>
                 <w:szCs w:val="15"/>
               </w:rPr>
-              <w:t xml:space="preserve">Archived publication IDs are frozen; every response is checksum-landed.</w:t>
+              <w:t xml:space="preserve">Correlation support estimates are returned in a typed result for the summary builder.</w:t>
             </w:r>
           </w:p>
         </w:tc>
@@ -814,6 +1286,124 @@
                 <w:sz w:val="15"/>
                 <w:szCs w:val="15"/>
               </w:rPr>
+              <w:t xml:space="preserve">scripts/builders/real_economy_outputs.py</w:t>
+            </w:r>
+          </w:p>
+        </w:tc>
+        <w:tc>
+          <w:tcPr>
+            <w:tcW w:w="4300" w:type="dxa"/>
+          </w:tcPr>
+          <w:p>
+            <w:pPr>
+              <w:pStyle w:val="TableText"/>
+              <w:keepLines/>
+            </w:pPr>
+            <w:r>
+              <w:rPr>
+                <w:sz w:val="15"/>
+                <w:szCs w:val="15"/>
+              </w:rPr>
+              <w:t xml:space="preserve">Final allocation, delivery, production, private-response and corporate payloads.</w:t>
+            </w:r>
+          </w:p>
+        </w:tc>
+        <w:tc>
+          <w:tcPr>
+            <w:tcW w:w="2200" w:type="dxa"/>
+          </w:tcPr>
+          <w:p>
+            <w:pPr>
+              <w:pStyle w:val="TableText"/>
+              <w:keepLines/>
+            </w:pPr>
+            <w:r>
+              <w:rPr>
+                <w:sz w:val="15"/>
+                <w:szCs w:val="15"/>
+              </w:rPr>
+              <w:t xml:space="preserve">Each public function constructs exactly one registered output.</w:t>
+            </w:r>
+          </w:p>
+        </w:tc>
+      </w:tr>
+      <w:tr>
+        <w:trPr>
+          <w:cantSplit/>
+        </w:trPr>
+        <w:tc>
+          <w:tcPr>
+            <w:tcW w:w="2500" w:type="dxa"/>
+          </w:tcPr>
+          <w:p>
+            <w:pPr>
+              <w:pStyle w:val="TableText"/>
+              <w:keepLines/>
+            </w:pPr>
+            <w:r>
+              <w:rPr>
+                <w:sz w:val="15"/>
+                <w:szCs w:val="15"/>
+              </w:rPr>
+              <w:t xml:space="preserve">scripts/builders/evaluation_outputs.py</w:t>
+            </w:r>
+          </w:p>
+        </w:tc>
+        <w:tc>
+          <w:tcPr>
+            <w:tcW w:w="4300" w:type="dxa"/>
+          </w:tcPr>
+          <w:p>
+            <w:pPr>
+              <w:pStyle w:val="TableText"/>
+              <w:keepLines/>
+            </w:pPr>
+            <w:r>
+              <w:rPr>
+                <w:sz w:val="15"/>
+                <w:szCs w:val="15"/>
+              </w:rPr>
+              <w:t xml:space="preserve">Final quality, state, crowding-in and summary payloads.</w:t>
+            </w:r>
+          </w:p>
+        </w:tc>
+        <w:tc>
+          <w:tcPr>
+            <w:tcW w:w="2200" w:type="dxa"/>
+          </w:tcPr>
+          <w:p>
+            <w:pPr>
+              <w:pStyle w:val="TableText"/>
+              <w:keepLines/>
+            </w:pPr>
+            <w:r>
+              <w:rPr>
+                <w:sz w:val="15"/>
+                <w:szCs w:val="15"/>
+              </w:rPr>
+              <w:t xml:space="preserve">Each public function constructs exactly one registered output.</w:t>
+            </w:r>
+          </w:p>
+        </w:tc>
+      </w:tr>
+      <w:tr>
+        <w:trPr>
+          <w:cantSplit/>
+        </w:trPr>
+        <w:tc>
+          <w:tcPr>
+            <w:tcW w:w="2500" w:type="dxa"/>
+          </w:tcPr>
+          <w:p>
+            <w:pPr>
+              <w:pStyle w:val="TableText"/>
+              <w:keepLines/>
+            </w:pPr>
+            <w:r>
+              <w:rPr>
+                <w:sz w:val="15"/>
+                <w:szCs w:val="15"/>
+              </w:rPr>
               <w:t xml:space="preserve">scripts/transforms/capex_depth.py</w:t>
             </w:r>
           </w:p>
@@ -991,7 +1581,7 @@
                 <w:sz w:val="15"/>
                 <w:szCs w:val="15"/>
               </w:rPr>
-              <w:t xml:space="preserve">scripts/build_capex_analysis.py</w:t>
+              <w:t xml:space="preserve">scripts/validators/</w:t>
             </w:r>
           </w:p>
         </w:tc>
@@ -1009,7 +1599,7 @@
                 <w:sz w:val="15"/>
                 <w:szCs w:val="15"/>
               </w:rPr>
-              <w:t xml:space="preserve">Main orchestration over structural inputs, markets, firms and all thirteen outputs.</w:t>
+              <w:t xml:space="preserve">Draft 2020-12 schema validation and semantic evidence checks.</w:t>
             </w:r>
           </w:p>
         </w:tc>
@@ -1027,7 +1617,7 @@
                 <w:sz w:val="15"/>
                 <w:szCs w:val="15"/>
               </w:rPr>
-              <w:t xml:space="preserve">One command can regenerate the complete lens.</w:t>
+              <w:t xml:space="preserve">Reject a candidate before replacement.</w:t>
             </w:r>
           </w:p>
         </w:tc>
@@ -1050,7 +1640,7 @@
                 <w:sz w:val="15"/>
                 <w:szCs w:val="15"/>
               </w:rPr>
-              <w:t xml:space="preserve">scripts/validators/</w:t>
+              <w:t xml:space="preserve">scripts/exporters/json_export.py</w:t>
             </w:r>
           </w:p>
         </w:tc>
@@ -1068,7 +1658,7 @@
                 <w:sz w:val="15"/>
                 <w:szCs w:val="15"/>
               </w:rPr>
-              <w:t xml:space="preserve">Draft 2020-12 schema validation and semantic evidence checks.</w:t>
+              <w:t xml:space="preserve">Strict JSON and per-file atomic filesystem replacement.</w:t>
             </w:r>
           </w:p>
         </w:tc>
@@ -1086,7 +1676,7 @@
                 <w:sz w:val="15"/>
                 <w:szCs w:val="15"/>
               </w:rPr>
-              <w:t xml:space="preserve">Reject a candidate before replacement.</w:t>
+              <w:t xml:space="preserve">No NaN or partially written JSON file reaches either output directory.</w:t>
             </w:r>
           </w:p>
         </w:tc>
@@ -1109,7 +1699,7 @@
                 <w:sz w:val="15"/>
                 <w:szCs w:val="15"/>
               </w:rPr>
-              <w:t xml:space="preserve">scripts/exporters/json_export.py</w:t>
+              <w:t xml:space="preserve">scripts/sync_focused_catalogue.py</w:t>
             </w:r>
           </w:p>
         </w:tc>
@@ -1127,7 +1717,7 @@
                 <w:sz w:val="15"/>
                 <w:szCs w:val="15"/>
               </w:rPr>
-              <w:t xml:space="preserve">Strict JSON and atomic filesystem replacement.</w:t>
+              <w:t xml:space="preserve">Asset definitions, stage order, views and adapter names.</w:t>
             </w:r>
           </w:p>
         </w:tc>
@@ -1145,7 +1735,7 @@
                 <w:sz w:val="15"/>
                 <w:szCs w:val="15"/>
               </w:rPr>
-              <w:t xml:space="preserve">No NaN or partial file reaches processed data.</w:t>
+              <w:t xml:space="preserve">Catalogue is the presentation contract.</w:t>
             </w:r>
           </w:p>
         </w:tc>
@@ -1168,7 +1758,7 @@
                 <w:sz w:val="15"/>
                 <w:szCs w:val="15"/>
               </w:rPr>
-              <w:t xml:space="preserve">scripts/promote_processed_data.py</w:t>
+              <w:t xml:space="preserve">frontend/src/data/</w:t>
             </w:r>
           </w:p>
         </w:tc>
@@ -1186,7 +1776,7 @@
                 <w:sz w:val="15"/>
                 <w:szCs w:val="15"/>
               </w:rPr>
-              <w:t xml:space="preserve">Contract registry and processed-to-public promotion.</w:t>
+              <w:t xml:space="preserve">TypeScript payload types, static client and runtime guards.</w:t>
             </w:r>
           </w:p>
         </w:tc>
@@ -1204,7 +1794,7 @@
                 <w:sz w:val="15"/>
                 <w:szCs w:val="15"/>
               </w:rPr>
-              <w:t xml:space="preserve">Every CapEx output has an explicit route.</w:t>
+              <w:t xml:space="preserve">Declared schema must match detected payload and component.</w:t>
             </w:r>
           </w:p>
         </w:tc>
@@ -1227,7 +1817,7 @@
                 <w:sz w:val="15"/>
                 <w:szCs w:val="15"/>
               </w:rPr>
-              <w:t xml:space="preserve">scripts/sync_focused_catalogue.py</w:t>
+              <w:t xml:space="preserve">frontend/src/components/</w:t>
             </w:r>
           </w:p>
         </w:tc>
@@ -1245,7 +1835,7 @@
                 <w:sz w:val="15"/>
                 <w:szCs w:val="15"/>
               </w:rPr>
-              <w:t xml:space="preserve">Asset definitions, stage order, views and adapter names.</w:t>
+              <w:t xml:space="preserve">General and specialised CapEx visualisations.</w:t>
             </w:r>
           </w:p>
         </w:tc>
@@ -1263,7 +1853,7 @@
                 <w:sz w:val="15"/>
                 <w:szCs w:val="15"/>
               </w:rPr>
-              <w:t xml:space="preserve">Catalogue is the presentation contract.</w:t>
+              <w:t xml:space="preserve">Research statistics are not recomputed except interactive scenario arithmetic and chart-only fitted lines.</w:t>
             </w:r>
           </w:p>
         </w:tc>
@@ -1286,7 +1876,7 @@
                 <w:sz w:val="15"/>
                 <w:szCs w:val="15"/>
               </w:rPr>
-              <w:t xml:space="preserve">frontend/src/data/</w:t>
+              <w:t xml:space="preserve">frontend/public/data/</w:t>
             </w:r>
           </w:p>
         </w:tc>
@@ -1304,7 +1894,7 @@
                 <w:sz w:val="15"/>
                 <w:szCs w:val="15"/>
               </w:rPr>
-              <w:t xml:space="preserve">TypeScript payload types, static client and runtime guards.</w:t>
+              <w:t xml:space="preserve">Browser-facing artifacts and schemas.</w:t>
             </w:r>
           </w:p>
         </w:tc>
@@ -1322,7 +1912,7 @@
                 <w:sz w:val="15"/>
                 <w:szCs w:val="15"/>
               </w:rPr>
-              <w:t xml:space="preserve">Declared schema must match detected payload and component.</w:t>
+              <w:t xml:space="preserve">Published copies match validated processed artifacts.</w:t>
             </w:r>
           </w:p>
         </w:tc>
@@ -1345,7 +1935,7 @@
                 <w:sz w:val="15"/>
                 <w:szCs w:val="15"/>
               </w:rPr>
-              <w:t xml:space="preserve">frontend/src/components/</w:t>
+              <w:t xml:space="preserve">tests/</w:t>
             </w:r>
           </w:p>
         </w:tc>
@@ -1363,7 +1953,7 @@
                 <w:sz w:val="15"/>
                 <w:szCs w:val="15"/>
               </w:rPr>
-              <w:t xml:space="preserve">General and specialised CapEx visualisations.</w:t>
+              <w:t xml:space="preserve">CapEx transforms, source parser contracts and publication-boundary tests.</w:t>
             </w:r>
           </w:p>
         </w:tc>
@@ -1381,125 +1971,7 @@
                 <w:sz w:val="15"/>
                 <w:szCs w:val="15"/>
               </w:rPr>
-              <w:t xml:space="preserve">Research statistics are not recomputed except interactive scenario arithmetic and chart-only fitted lines.</w:t>
-            </w:r>
-          </w:p>
-        </w:tc>
-      </w:tr>
-      <w:tr>
-        <w:trPr>
-          <w:cantSplit/>
-        </w:trPr>
-        <w:tc>
-          <w:tcPr>
-            <w:tcW w:w="2500" w:type="dxa"/>
-          </w:tcPr>
-          <w:p>
-            <w:pPr>
-              <w:pStyle w:val="TableText"/>
-              <w:keepLines/>
-            </w:pPr>
-            <w:r>
-              <w:rPr>
-                <w:sz w:val="15"/>
-                <w:szCs w:val="15"/>
-              </w:rPr>
-              <w:t xml:space="preserve">frontend/public/data/</w:t>
-            </w:r>
-          </w:p>
-        </w:tc>
-        <w:tc>
-          <w:tcPr>
-            <w:tcW w:w="4300" w:type="dxa"/>
-          </w:tcPr>
-          <w:p>
-            <w:pPr>
-              <w:pStyle w:val="TableText"/>
-              <w:keepLines/>
-            </w:pPr>
-            <w:r>
-              <w:rPr>
-                <w:sz w:val="15"/>
-                <w:szCs w:val="15"/>
-              </w:rPr>
-              <w:t xml:space="preserve">Browser-facing artifacts and schemas.</w:t>
-            </w:r>
-          </w:p>
-        </w:tc>
-        <w:tc>
-          <w:tcPr>
-            <w:tcW w:w="2200" w:type="dxa"/>
-          </w:tcPr>
-          <w:p>
-            <w:pPr>
-              <w:pStyle w:val="TableText"/>
-              <w:keepLines/>
-            </w:pPr>
-            <w:r>
-              <w:rPr>
-                <w:sz w:val="15"/>
-                <w:szCs w:val="15"/>
-              </w:rPr>
-              <w:t xml:space="preserve">Promoted copies match validated processed artifacts.</w:t>
-            </w:r>
-          </w:p>
-        </w:tc>
-      </w:tr>
-      <w:tr>
-        <w:trPr>
-          <w:cantSplit/>
-        </w:trPr>
-        <w:tc>
-          <w:tcPr>
-            <w:tcW w:w="2500" w:type="dxa"/>
-          </w:tcPr>
-          <w:p>
-            <w:pPr>
-              <w:pStyle w:val="TableText"/>
-              <w:keepLines/>
-            </w:pPr>
-            <w:r>
-              <w:rPr>
-                <w:sz w:val="15"/>
-                <w:szCs w:val="15"/>
-              </w:rPr>
-              <w:t xml:space="preserve">tests/</w:t>
-            </w:r>
-          </w:p>
-        </w:tc>
-        <w:tc>
-          <w:tcPr>
-            <w:tcW w:w="4300" w:type="dxa"/>
-          </w:tcPr>
-          <w:p>
-            <w:pPr>
-              <w:pStyle w:val="TableText"/>
-              <w:keepLines/>
-            </w:pPr>
-            <w:r>
-              <w:rPr>
-                <w:sz w:val="15"/>
-                <w:szCs w:val="15"/>
-              </w:rPr>
-              <w:t xml:space="preserve">CapEx transforms, upstream parser contracts and publication-boundary tests.</w:t>
-            </w:r>
-          </w:p>
-        </w:tc>
-        <w:tc>
-          <w:tcPr>
-            <w:tcW w:w="2200" w:type="dxa"/>
-          </w:tcPr>
-          <w:p>
-            <w:pPr>
-              <w:pStyle w:val="TableText"/>
-              <w:keepLines/>
-            </w:pPr>
-            <w:r>
-              <w:rPr>
-                <w:sz w:val="15"/>
-                <w:szCs w:val="15"/>
-              </w:rPr>
-              <w:t xml:space="preserve">Regression tests protect registered windows, source semantics and CapEx-only promotion.</w:t>
+              <w:t xml:space="preserve">Regression tests protect registered windows, source semantics and CapEx-only public routing.</w:t>
             </w:r>
           </w:p>
         </w:tc>
@@ -1678,7 +2150,7 @@
                 <w:sz w:val="14"/>
                 <w:szCs w:val="14"/>
               </w:rPr>
-              <w:t xml:space="preserve">Upstream government-investment builder parses multiple editions.</w:t>
+              <w:t xml:space="preserve">capex_sources acquires and parses every edition from 2018 onward.</w:t>
             </w:r>
           </w:p>
         </w:tc>
@@ -1696,7 +2168,7 @@
                 <w:sz w:val="14"/>
                 <w:szCs w:val="14"/>
               </w:rPr>
-              <w:t xml:space="preserve">PDFs and edition metadata are retained by the focused pipeline.</w:t>
+              <w:t xml:space="preserve">PDFs are checksum-landed directly under data/raw/union-budget/.</w:t>
             </w:r>
           </w:p>
         </w:tc>
@@ -1755,7 +2227,7 @@
                 <w:sz w:val="14"/>
                 <w:szCs w:val="14"/>
               </w:rPr>
-              <w:t xml:space="preserve">Four frozen, reconciled statement vintages support eight fiscal years.</w:t>
+              <w:t xml:space="preserve">delivery_reference extracts a version-controlled transcription of four reconciled statement vintages.</w:t>
             </w:r>
           </w:p>
         </w:tc>
@@ -1773,7 +2245,7 @@
                 <w:sz w:val="14"/>
                 <w:szCs w:val="14"/>
               </w:rPr>
-              <w:t xml:space="preserve">Source URLs and retrieval time are embedded; refresh is currently manual.</w:t>
+              <w:t xml:space="preserve">Source URLs, retrieval times and observations live in sources/capex_delivery_reference.json.</w:t>
             </w:r>
           </w:p>
         </w:tc>
@@ -1832,7 +2304,7 @@
                 <w:sz w:val="14"/>
                 <w:szCs w:val="14"/>
               </w:rPr>
-              <w:t xml:space="preserve">Frozen official fiscal-year series.</w:t>
+              <w:t xml:space="preserve">delivery_reference extracts the transcribed official fiscal-year series.</w:t>
             </w:r>
           </w:p>
         </w:tc>
@@ -1850,7 +2322,7 @@
                 <w:sz w:val="14"/>
                 <w:szCs w:val="14"/>
               </w:rPr>
-              <w:t xml:space="preserve">Metadata records official report and limitation.</w:t>
+              <w:t xml:space="preserve">Metadata and observations live in the tracked reference source.</w:t>
             </w:r>
           </w:p>
         </w:tc>
@@ -1909,7 +2381,7 @@
                 <w:sz w:val="14"/>
                 <w:szCs w:val="14"/>
               </w:rPr>
-              <w:t xml:space="preserve">Frozen official fiscal-year series.</w:t>
+              <w:t xml:space="preserve">delivery_reference extracts the transcribed official fiscal-year series.</w:t>
             </w:r>
           </w:p>
         </w:tc>
@@ -1927,7 +2399,7 @@
                 <w:sz w:val="14"/>
                 <w:szCs w:val="14"/>
               </w:rPr>
-              <w:t xml:space="preserve">Metadata records official report and limitation.</w:t>
+              <w:t xml:space="preserve">Metadata and observations live in the tracked reference source.</w:t>
             </w:r>
           </w:p>
         </w:tc>
@@ -2140,7 +2612,7 @@
                 <w:sz w:val="14"/>
                 <w:szCs w:val="14"/>
               </w:rPr>
-              <w:t xml:space="preserve">Validated private-investment upstream bundle.</w:t>
+              <w:t xml:space="preserve">NationalAccountsExtractor in the extraction layer.</w:t>
             </w:r>
           </w:p>
         </w:tc>
@@ -2217,7 +2689,7 @@
                 <w:sz w:val="14"/>
                 <w:szCs w:val="14"/>
               </w:rPr>
-              <w:t xml:space="preserve">Validated private-investment upstream bundle.</w:t>
+              <w:t xml:space="preserve">Stable publication ID 23808; HTML parser in the extraction layer.</w:t>
             </w:r>
           </w:p>
         </w:tc>
@@ -2294,7 +2766,7 @@
                 <w:sz w:val="14"/>
                 <w:szCs w:val="14"/>
               </w:rPr>
-              <w:t xml:space="preserve">Validated fiscal-capacity upstream bundle.</w:t>
+              <w:t xml:space="preserve">Stable publication IDs 23413 and 23410.</w:t>
             </w:r>
           </w:p>
         </w:tc>
@@ -2371,7 +2843,7 @@
                 <w:sz w:val="14"/>
                 <w:szCs w:val="14"/>
               </w:rPr>
-              <w:t xml:space="preserve">Frozen official Table 30 values.</w:t>
+              <w:t xml:space="preserve">delivery_reference extracts transcribed official Table 30 values.</w:t>
             </w:r>
           </w:p>
         </w:tc>
@@ -2389,7 +2861,7 @@
                 <w:sz w:val="14"/>
                 <w:szCs w:val="14"/>
               </w:rPr>
-              <w:t xml:space="preserve">Source URL and retrieval time embedded; refresh is manual.</w:t>
+              <w:t xml:space="preserve">Source URL, retrieval time and observations live in the tracked reference source.</w:t>
             </w:r>
           </w:p>
         </w:tc>
@@ -2563,12 +3035,12 @@
         <w:keepNext/>
       </w:pPr>
       <w:r>
-        <w:t xml:space="preserve">Source-boundary exception</w:t>
-      </w:r>
-    </w:p>
-    <w:p>
-      <w:r>
-        <w:t xml:space="preserve">The allocation, physical-delivery and capital-goods IIP series are reproducible frozen observations in build_capex_delivery.py. They enter the same validation, publication and promotion pipeline as every other artifact, but they do not yet have automated PDF/HTML extractors or repository-visible immutable raw snapshots. This is a lower-layer exception, not a change to the high-level build flow. A future extractor should land each source document, parse exact tables and preserve checksums before calling the existing pure payload builders.</w:t>
+        <w:t xml:space="preserve">Manual-source acquisition</w:t>
+      </w:r>
+    </w:p>
+    <w:p>
+      <w:r>
+        <w:t xml:space="preserve">Statement 3, physical-delivery and capital-goods IIP observations are manually transcribed from official documents into sources/capex_delivery_reference.json until automated document parsers exist. extract_delivery_sources reads, checksums and validates that file during Extract and returns typed DeliverySources. The builder receives only those typed values. Manual acquisition changes how a source is obtained, not the abstract pipeline or the extraction/transform boundary.</w:t>
       </w:r>
     </w:p>
     <w:p>
@@ -3195,7 +3667,7 @@
                 <w:sz w:val="15"/>
                 <w:szCs w:val="15"/>
               </w:rPr>
-              <w:t xml:space="preserve">Used by fiscal-period-safe upstream joins.</w:t>
+              <w:t xml:space="preserve">Used by fiscal-period-safe structural joins.</w:t>
             </w:r>
           </w:p>
         </w:tc>
@@ -3211,7 +3683,7 @@
     </w:p>
     <w:p>
       <w:r>
-        <w:t xml:space="preserve">The shared FiscalPeriod model represents an Indian fiscal year from 1 April through 31 March. ObservationStatus is an enum, so budget and estimate cannot be silently treated as actual. The CapEx orchestrator also consumes already validated chart-contract payloads directly; corporate extraction uses a dedicated immutable CorporateFundamental dataclass before aggregation.</w:t>
+        <w:t xml:space="preserve">The shared FiscalPeriod model represents an Indian fiscal year from 1 April through 31 March. ObservationStatus is an enum, so budget and estimate cannot be silently treated as actual. The CapEx orchestrator passes typed source containers from models/capex_sources.py into builders. Corporate extraction uses an immutable CorporateFundamental model before aggregation.</w:t>
       </w:r>
     </w:p>
     <w:p>
@@ -3799,7 +4271,7 @@
                 <w:sz w:val="13"/>
                 <w:szCs w:val="13"/>
               </w:rPr>
-              <w:t xml:space="preserve">5 markets / 500 observations</w:t>
+              <w:t xml:space="preserve">5 markets / 505 observations</w:t>
             </w:r>
           </w:p>
         </w:tc>
@@ -3817,7 +4289,7 @@
                 <w:sz w:val="13"/>
                 <w:szCs w:val="13"/>
               </w:rPr>
-              <w:t xml:space="preserve">2018-04-30 → 2026-07-30</w:t>
+              <w:t xml:space="preserve">2018-04-30 → 2026-08-06</w:t>
             </w:r>
           </w:p>
         </w:tc>
@@ -4630,7 +5102,7 @@
     </w:p>
     <w:p>
       <w:r>
-        <w:t xml:space="preserve">The summary contract requires a research question, classification method and four structured hypotheses. Each hypothesis carries a stable key, claim, status, interpretation and caveat. The artifact is promoted and schema-validated but is loaded directly by CapexVerdict rather than through a catalogue asset.</w:t>
+        <w:t xml:space="preserve">The summary contract requires a research question, classification method and four structured hypotheses. Each hypothesis carries a stable key, claim, status, interpretation and caveat. The artifact is published and schema-validated but is loaded directly by CapexVerdict rather than through a catalogue asset.</w:t>
       </w:r>
     </w:p>
     <w:p>
@@ -4794,7 +5266,7 @@
                 <w:sz w:val="13"/>
                 <w:szCs w:val="13"/>
               </w:rPr>
-              <w:t xml:space="preserve">Validated government-investment bundle</w:t>
+              <w:t xml:space="preserve">GovernmentMetrics canonical records</w:t>
             </w:r>
           </w:p>
         </w:tc>
@@ -4812,7 +5284,7 @@
                 <w:sz w:val="13"/>
                 <w:szCs w:val="13"/>
               </w:rPr>
-              <w:t xml:space="preserve">Scope from FY2017–18; retain ratios/vintages; derive nominal growth</w:t>
+              <w:t xml:space="preserve">Scope from FY2017–18; retain ratios/vintages; derive nominal growth; build JSON once</w:t>
             </w:r>
           </w:p>
         </w:tc>
@@ -4871,7 +5343,7 @@
                 <w:sz w:val="13"/>
                 <w:szCs w:val="13"/>
               </w:rPr>
-              <w:t xml:space="preserve">Frozen Statement 3 capital BE</w:t>
+              <w:t xml:space="preserve">Typed Statement 3 observations from DeliverySources</w:t>
             </w:r>
           </w:p>
         </w:tc>
@@ -4948,7 +5420,7 @@
                 <w:sz w:val="13"/>
                 <w:szCs w:val="13"/>
               </w:rPr>
-              <w:t xml:space="preserve">Frozen MoRTH and Railways reports</w:t>
+              <w:t xml:space="preserve">Typed MoRTH and Railways observations from DeliverySources</w:t>
             </w:r>
           </w:p>
         </w:tc>
@@ -5025,7 +5497,7 @@
                 <w:sz w:val="13"/>
                 <w:szCs w:val="13"/>
               </w:rPr>
-              <w:t xml:space="preserve">RBI/NSO Table 30</w:t>
+              <w:t xml:space="preserve">Typed RBI/NSO Table 30 observations from DeliverySources</w:t>
             </w:r>
           </w:p>
         </w:tc>
@@ -5179,7 +5651,7 @@
                 <w:sz w:val="13"/>
                 <w:szCs w:val="13"/>
               </w:rPr>
-              <w:t xml:space="preserve">Actual CapEx plus market/private artifacts</w:t>
+              <w:t xml:space="preserve">GovernmentMetrics, PrivateMetrics and market calculations</w:t>
             </w:r>
           </w:p>
         </w:tc>
@@ -5333,7 +5805,7 @@
                 <w:sz w:val="13"/>
                 <w:szCs w:val="13"/>
               </w:rPr>
-              <w:t xml:space="preserve">Validated private-investment bundle</w:t>
+              <w:t xml:space="preserve">PrivateMetrics canonical records</w:t>
             </w:r>
           </w:p>
         </w:tc>
@@ -5351,7 +5823,7 @@
                 <w:sz w:val="13"/>
                 <w:szCs w:val="13"/>
               </w:rPr>
-              <w:t xml:space="preserve">Scope GFCF, utilisation and one-year public-CapEx lag</w:t>
+              <w:t xml:space="preserve">Scope GFCF, utilisation and one-year public-CapEx lag; build JSON once</w:t>
             </w:r>
           </w:p>
         </w:tc>
@@ -5487,7 +5959,7 @@
                 <w:sz w:val="13"/>
                 <w:szCs w:val="13"/>
               </w:rPr>
-              <w:t xml:space="preserve">Execution, private-investment and IIP artifacts</w:t>
+              <w:t xml:space="preserve">GovernmentMetrics, PrivateMetrics and typed IIP source observations</w:t>
             </w:r>
           </w:p>
         </w:tc>
@@ -5641,7 +6113,7 @@
                 <w:sz w:val="13"/>
                 <w:szCs w:val="13"/>
               </w:rPr>
-              <w:t xml:space="preserve">Validated fiscal and execution bundles</w:t>
+              <w:t xml:space="preserve">FiscalMetrics plus GovernmentMetrics</w:t>
             </w:r>
           </w:p>
         </w:tc>
@@ -5659,7 +6131,7 @@
                 <w:sz w:val="13"/>
                 <w:szCs w:val="13"/>
               </w:rPr>
-              <w:t xml:space="preserve">Scope debt/burden/primary balance; add CapEx share and allocation ratio; attach verdict chain</w:t>
+              <w:t xml:space="preserve">Join typed records; add CapEx share and allocation ratio; attach verdict chain; build JSON once</w:t>
             </w:r>
           </w:p>
         </w:tc>
@@ -5718,7 +6190,7 @@
                 <w:sz w:val="13"/>
                 <w:szCs w:val="13"/>
               </w:rPr>
-              <w:t xml:space="preserve">Execution/private/fiscal outputs plus forward correlations</w:t>
+              <w:t xml:space="preserve">GovernmentMetrics, PrivateMetrics, FiscalMetrics and correlation estimates</w:t>
             </w:r>
           </w:p>
         </w:tc>
@@ -5927,7 +6399,7 @@
     </w:p>
     <w:p>
       <w:r>
-        <w:t xml:space="preserve">The execution artifact’s actual CapEx expenditure share is copied into the fiscal payload. It is joined by exact fiscal-end date to interest payments as a share of expenditure. The allocation ratio divides the two shares; a zero or missing interest denominator is omitted. Observation status is conservatively propagated from the non-actual input when applicable.</w:t>
+        <w:t xml:space="preserve">The actual CapEx expenditure-share CanonicalRecord in GovernmentMetrics is joined by exact fiscal-end date to the interest-expenditure CanonicalRecord in FiscalMetrics. The allocation ratio divides the two shares; a zero or missing interest denominator is omitted. Observation status is conservatively propagated from the non-actual input when applicable. Only then does build_fiscal_sustainability_payload construct the final JSON dictionary.</w:t>
       </w:r>
     </w:p>
     <w:p>
@@ -5936,7 +6408,16 @@
         <w:keepNext/>
       </w:pPr>
       <w:r>
-        <w:t xml:space="preserve">8. Main build orchestration</w:t>
+        <w:t xml:space="preserve">8. Full pipeline and analysis orchestration</w:t>
+      </w:r>
+    </w:p>
+    <w:p>
+      <w:pPr>
+        <w:pStyle w:val="Heading2"/>
+        <w:keepNext/>
+      </w:pPr>
+      <w:r>
+        <w:t xml:space="preserve">Central ETL command</w:t>
       </w:r>
     </w:p>
     <w:p>
@@ -5945,12 +6426,12 @@
         <w:keepLines/>
       </w:pPr>
       <w:r>
-        <w:t xml:space="preserve">PYTHONPATH=scripts venv/bin/python scripts/build_capex_analysis.py</w:t>
-      </w:r>
-    </w:p>
-    <w:p>
-      <w:r>
-        <w:t xml:space="preserve">The main build first loads and schema-validates three structural inputs: government investment, private investment and fiscal capacity. It then requests official Nifty TRI histories unless a reproducible --prices-json file is provided. Corporate statements are refreshed unless --skip-corporate is supplied. build_all returns the core artifacts plus corporate when records are available. The same command then refreshes the official investment-quality, state-panel and crowding-in outputs through build_capex_depth. Every payload is mapped to its explicit schema and passed to publish_json.</w:t>
+        <w:t xml:space="preserve">PYTHONPATH=scripts venv/bin/python scripts/build_capex_pipeline.py</w:t>
+      </w:r>
+    </w:p>
+    <w:p>
+      <w:r>
+        <w:t xml:space="preserve">The central orchestrator runs one visible sequence: Extract, Transform, Validate, Load and Verify. Validation and verification are control gates around ETL rather than additional data layers. The central script is the only analytical executable for both full and targeted runs.</w:t>
       </w:r>
     </w:p>
     <w:p>
@@ -5959,7 +6440,105 @@
         <w:keepNext/>
       </w:pPr>
       <w:r>
-        <w:t xml:space="preserve">Reproducible/offline verification</w:t>
+        <w:t xml:space="preserve">Step 1 — Extract</w:t>
+      </w:r>
+    </w:p>
+    <w:p>
+      <w:r>
+        <w:t xml:space="preserve">run_pipeline selects live or offline acquisition. Live mode calls acquire_capex_sources with data/raw as the landing root. Provider-specific extractors download source documents, retain checksum- or date-based filenames, parse the relevant tables and return StructuralSources, AnalysisSources and DepthSources. extract_delivery_sources separately parses the tracked sources/capex_delivery_reference.json into DeliverySources. All four containers are placed inside one CapexSources object before Transform begins. Offline mode calls load_landed_capex_sources, selects the latest registered files already under data/raw and reruns the same PDF, HTML and JSON parsers in place. Raw files are evidence: they remain available if a later transform or validation step fails.</w:t>
+      </w:r>
+    </w:p>
+    <w:p>
+      <w:pPr>
+        <w:pStyle w:val="Heading2"/>
+        <w:keepNext/>
+      </w:pPr>
+      <w:r>
+        <w:t xml:space="preserve">Step 2 — Transform</w:t>
+      </w:r>
+    </w:p>
+    <w:p>
+      <w:r>
+        <w:t xml:space="preserve">build_capex_artifacts receives CapexSources and performs no network or filesystem access. It directly calls calculate_government_metrics, calculate_private_metrics and calculate_fiscal_metrics. These return GovernmentMetrics, PrivateMetrics and FiscalMetrics: frozen dataclasses containing CanonicalRecord tuples and provenance. calculate_private_metrics reads GovernmentMetrics records to build the lagged public-CapEx record. No intermediate metadata/series dictionary exists. build_capex_artifacts then directly calls all thirteen final builders: execution, allocation, delivery, production, sectors, correlations, private, summary, fiscal, corporate, quality, states and crowding-in. Downstream correlation, summary, fiscal-bridge and crowding-in calculations consume typed metrics or typed source observations directly. build_capex_artifacts returns exactly thirteen final-output dictionaries and performs no I/O.</w:t>
+      </w:r>
+    </w:p>
+    <w:p>
+      <w:pPr>
+        <w:pStyle w:val="Heading2"/>
+        <w:keepNext/>
+      </w:pPr>
+      <w:r>
+        <w:t xml:space="preserve">Step 3 — Validate before loading</w:t>
+      </w:r>
+    </w:p>
+    <w:p>
+      <w:r>
+        <w:t xml:space="preserve">_validate_all_artifacts first requires exactly the thirteen keys in OUTPUTS. _artifact_entries assigns each final payload its registered relative path and schema. validate_payload checks every complete dictionary against its Draft 2020-12 schema. json.dumps then performs a strict serialisation preflight with allow_nan=False. If any payload fails, no processed or public JSON is written; newly acquired immutable raw evidence is retained. Only after all thirteen pass does _select_artifact_entries apply --target.</w:t>
+      </w:r>
+    </w:p>
+    <w:p>
+      <w:pPr>
+        <w:pStyle w:val="Heading2"/>
+        <w:keepNext/>
+      </w:pPr>
+      <w:r>
+        <w:t xml:space="preserve">Step 4 — Load</w:t>
+      </w:r>
+    </w:p>
+    <w:p>
+      <w:r>
+        <w:t xml:space="preserve">With --target all, _publish_artifacts writes all thirteen validated payloads under data/processed and writes identical copies under frontend/public/data. An output target writes one processed file and its public copy. write_json_atomic serialises to a temporary sibling file, flushes it, calls fsync and replaces the destination with os.replace. Each JSON file is individually atomic, but a multi-file run is not a transaction and has no cross-file rollback.</w:t>
+      </w:r>
+    </w:p>
+    <w:p>
+      <w:pPr>
+        <w:pStyle w:val="Heading2"/>
+        <w:keepNext/>
+      </w:pPr>
+      <w:r>
+        <w:t xml:space="preserve">Step 5 — Verify after loading</w:t>
+      </w:r>
+    </w:p>
+    <w:p>
+      <w:r>
+        <w:t xml:space="preserve">_verify_written_artifacts reopens every selected processed file and validates it again. For selected final outputs it also compares the processed SHA-256 digest with the browser-facing copy. A mismatch or missing file fails the run visibly. Verification detects publication problems; it does not roll earlier writes back.</w:t>
+      </w:r>
+    </w:p>
+    <w:p>
+      <w:pPr>
+        <w:pStyle w:val="Heading2"/>
+        <w:keepNext/>
+      </w:pPr>
+      <w:r>
+        <w:t xml:space="preserve">Layer boundary</w:t>
+      </w:r>
+    </w:p>
+    <w:p>
+      <w:r>
+        <w:t xml:space="preserve">extractors/capex_sources.py contains network and landed-file parsing. models/capex_sources.py defines the typed values crossing into the calculation layer. models/capex_metrics.py defines the typed calculation boundary and transforms/capex_metrics.py constructs those metrics. builders/fiscal_outputs.py, market_outputs.py, real_economy_outputs.py and evaluation_outputs.py each expose one function per final output. capex_artifacts.py calls all thirteen functions explicitly. build_capex_pipeline.py owns validation and publication; json_export.py owns one-file atomic replacement.</w:t>
+      </w:r>
+    </w:p>
+    <w:p>
+      <w:pPr>
+        <w:pStyle w:val="Heading2"/>
+        <w:keepNext/>
+      </w:pPr>
+      <w:r>
+        <w:t xml:space="preserve">Explicit call-graph rule</w:t>
+      </w:r>
+    </w:p>
+    <w:p>
+      <w:r>
+        <w:t xml:space="preserve">Pipeline orchestration functions accept data and configuration values, not behavior. run_pipeline calls acquire_capex_sources or load_landed_capex_sources by name, then directly calls build_capex_artifacts, _validate_all_artifacts, _select_artifact_entries, _publish_artifacts and _verify_written_artifacts. _publish_artifacts directly calls write_json_atomic. Tests exercise these concrete stages with artifact data rather than injecting replacement functions. The production Python contains no lambdas, Callable dependencies or callback configuration.</w:t>
+      </w:r>
+    </w:p>
+    <w:p>
+      <w:pPr>
+        <w:pStyle w:val="Heading2"/>
+        <w:keepNext/>
+      </w:pPr>
+      <w:r>
+        <w:t xml:space="preserve">Immutable-source replay</w:t>
       </w:r>
     </w:p>
     <w:p>
@@ -5968,12 +6547,12 @@
         <w:keepLines/>
       </w:pPr>
       <w:r>
-        <w:t xml:space="preserve">PYTHONPATH=scripts venv/bin/python scripts/build_capex_analysis.py --prices-json /path/to/prices.json --skip-corporate --skip-depth-refresh</w:t>
-      </w:r>
-    </w:p>
-    <w:p>
-      <w:r>
-        <w:t xml:space="preserve">The price file contains dates and row objects keyed by the frozen market keys. This path avoids a live market and RBI depth refresh while exercising the deterministic core transformation and publication chain. Skipping either refresh does not delete the last valid artifact.</w:t>
+        <w:t xml:space="preserve">PYTHONPATH=scripts venv/bin/python scripts/build_capex_pipeline.py --offline</w:t>
+      </w:r>
+    </w:p>
+    <w:p>
+      <w:r>
+        <w:t xml:space="preserve">Offline mode selects the latest immutable file for every registered source under data/raw, reads it in place, reruns the production parsers and executes the same transform, validation, load and verification path. It does not treat processed JSON as source input.</w:t>
       </w:r>
     </w:p>
     <w:p>
@@ -5982,7 +6561,7 @@
         <w:keepNext/>
       </w:pPr>
       <w:r>
-        <w:t xml:space="preserve">Targeted allocation/delivery refresh</w:t>
+        <w:t xml:space="preserve">Targeted execution</w:t>
       </w:r>
     </w:p>
     <w:p>
@@ -5991,12 +6570,21 @@
         <w:keepLines/>
       </w:pPr>
       <w:r>
-        <w:t xml:space="preserve">PYTHONPATH=scripts venv/bin/python scripts/build_capex_delivery.py</w:t>
-      </w:r>
-    </w:p>
-    <w:p>
-      <w:r>
-        <w:t xml:space="preserve">The targeted builder publishes the three frozen official-series artifacts. These functions are also called by the main CapEx build, so the targeted entry point is an operational convenience rather than a second required pipeline.</w:t>
+        <w:t xml:space="preserve">PYTHONPATH=scripts venv/bin/python scripts/build_capex_pipeline.py --target output:execution</w:t>
+      </w:r>
+    </w:p>
+    <w:p>
+      <w:pPr>
+        <w:pStyle w:val="Code"/>
+        <w:keepLines/>
+      </w:pPr>
+      <w:r>
+        <w:t xml:space="preserve">PYTHONPATH=scripts venv/bin/python scripts/build_capex_pipeline.py --offline --target output:quality</w:t>
+      </w:r>
+    </w:p>
+    <w:p>
+      <w:r>
+        <w:t xml:space="preserve">The only target namespace is output:&lt;key&gt;; the default is all. Target selection does not create a shorter or different calculation path: every source dependency is acquired, the complete artifact graph is built, and all thirteen payloads validate. It limits only the Load and Verify steps. This preserves one call graph and prevents existing processed JSON from becoming a hidden transformation input.</w:t>
       </w:r>
     </w:p>
     <w:p>
@@ -6005,7 +6593,7 @@
         <w:keepNext/>
       </w:pPr>
       <w:r>
-        <w:t xml:space="preserve">9. Validation and atomic publication</w:t>
+        <w:t xml:space="preserve">9. Validation-first, per-file atomic publication</w:t>
       </w:r>
     </w:p>
     <w:p>
@@ -6022,7 +6610,7 @@
         <w:t xml:space="preserve">1. </w:t>
       </w:r>
       <w:r>
-        <w:t xml:space="preserve">publish_json validates the complete candidate against the named Draft 2020-12 schema.</w:t>
+        <w:t xml:space="preserve">Raw acquisition writes immutable source evidence directly under data/raw.</w:t>
       </w:r>
     </w:p>
     <w:p>
@@ -6039,7 +6627,7 @@
         <w:t xml:space="preserve">2. </w:t>
       </w:r>
       <w:r>
-        <w:t xml:space="preserve">Strict json.dump uses allow_nan=False, rejecting NaN and infinity.</w:t>
+        <w:t xml:space="preserve">All transforms and payload assembly finish in memory before output publication begins.</w:t>
       </w:r>
     </w:p>
     <w:p>
@@ -6056,7 +6644,7 @@
         <w:t xml:space="preserve">3. </w:t>
       </w:r>
       <w:r>
-        <w:t xml:space="preserve">A temporary file is created beside the destination.</w:t>
+        <w:t xml:space="preserve">The builder must return exactly all thirteen registered final CapEx keys.</w:t>
       </w:r>
     </w:p>
     <w:p>
@@ -6073,7 +6661,7 @@
         <w:t xml:space="preserve">4. </w:t>
       </w:r>
       <w:r>
-        <w:t xml:space="preserve">The file is flushed and fsync is called.</w:t>
+        <w:t xml:space="preserve">Every payload is schema-validated and strictly serialisation-tested with allow_nan=False.</w:t>
       </w:r>
     </w:p>
     <w:p>
@@ -6090,7 +6678,7 @@
         <w:t xml:space="preserve">5. </w:t>
       </w:r>
       <w:r>
-        <w:t xml:space="preserve">os.replace atomically replaces the prior valid artifact.</w:t>
+        <w:t xml:space="preserve">Each processed and public JSON uses temporary-file, fsync and os.replace publication.</w:t>
       </w:r>
     </w:p>
     <w:p>
@@ -6107,12 +6695,46 @@
         <w:t xml:space="preserve">6. </w:t>
       </w:r>
       <w:r>
-        <w:t xml:space="preserve">On any exception, the temporary file is removed and the prior artifact remains.</w:t>
-      </w:r>
-    </w:p>
-    <w:p>
-      <w:r>
-        <w:t xml:space="preserve">Promotion repeats validation against the route’s contract before copying into frontend/public/data. All thirteen CapEx output paths are registered. The current processed and public copies have matching SHA-256 content, so the browser is serving the same payloads that passed backend validation.</w:t>
+        <w:t xml:space="preserve">There is no backup tree or run-level rollback; a failure between files may leave a mixed output generation.</w:t>
+      </w:r>
+    </w:p>
+    <w:p>
+      <w:pPr>
+        <w:pStyle w:val="ListParagraph"/>
+        <w:keepLines/>
+        <w:ind w:left="240"/>
+      </w:pPr>
+      <w:r>
+        <w:rPr>
+          <w:b/>
+          <w:color w:val="1F4E78"/>
+        </w:rPr>
+        <w:t xml:space="preserve">7. </w:t>
+      </w:r>
+      <w:r>
+        <w:t xml:space="preserve">The operator reruns the complete idempotent ETL after correcting any publication failure.</w:t>
+      </w:r>
+    </w:p>
+    <w:p>
+      <w:pPr>
+        <w:pStyle w:val="ListParagraph"/>
+        <w:keepLines/>
+        <w:ind w:left="240"/>
+      </w:pPr>
+      <w:r>
+        <w:rPr>
+          <w:b/>
+          <w:color w:val="1F4E78"/>
+        </w:rPr>
+        <w:t xml:space="preserve">8. </w:t>
+      </w:r>
+      <w:r>
+        <w:t xml:space="preserve">Every final processed/public pair is revalidated and checked for equal SHA-256 content.</w:t>
+      </w:r>
+    </w:p>
+    <w:p>
+      <w:r>
+        <w:t xml:space="preserve">This design deliberately favours an understandable validation gate and safe individual files over a filesystem approximation of a database transaction. Full and targeted publication both use the same write_json_atomic implementation in the central ETL.</w:t>
       </w:r>
     </w:p>
     <w:p>
@@ -7082,7 +7704,7 @@
                 <w:sz w:val="14"/>
                 <w:szCs w:val="14"/>
               </w:rPr>
-              <w:t xml:space="preserve">Tests cover CapEx transforms, registered lag windows, retained upstream parsers, schemas and the CapEx-only publication boundary.</w:t>
+              <w:t xml:space="preserve">Tests cover CapEx transforms, registered lag windows, source parsers, schemas and the CapEx-only publication boundary.</w:t>
             </w:r>
           </w:p>
         </w:tc>
@@ -7393,7 +8015,7 @@
     </w:p>
     <w:p>
       <w:r>
-        <w:t xml:space="preserve">At generation time all 65 backend tests pass, 31 static assets and 14 catalogue sections validate, TypeScript and lint pass, and the Vite production build succeeds. The remaining notice is a bundle-size warning: the main JavaScript chunk is approximately 714 KB minified and 210 KB gzip.</w:t>
+        <w:t xml:space="preserve">At generation time all 35 backend tests pass, 12 static assets and one catalogue section validate, TypeScript and lint pass, and the Vite production build succeeds. The remaining notice is a bundle-size warning: the main JavaScript chunk is approximately 653 KB minified and 196 KB gzip.</w:t>
       </w:r>
     </w:p>
     <w:p>
@@ -7479,24 +8101,7 @@
         <w:t xml:space="preserve">•</w:t>
       </w:r>
       <w:r>
-        <w:t xml:space="preserve">  Network access for live Nifty and corporate refreshes.</w:t>
-      </w:r>
-    </w:p>
-    <w:p>
-      <w:pPr>
-        <w:pStyle w:val="ListParagraph"/>
-        <w:keepLines/>
-        <w:ind w:left="360"/>
-      </w:pPr>
-      <w:r>
-        <w:rPr>
-          <w:b/>
-          <w:color w:val="D97706"/>
-        </w:rPr>
-        <w:t xml:space="preserve">•</w:t>
-      </w:r>
-      <w:r>
-        <w:t xml:space="preserve">  Validated upstream government-investment, private-investment and fiscal-capacity processed bundles.</w:t>
+        <w:t xml:space="preserve">  Network access for live mode, or a complete immutable data/raw landing for --offline mode.</w:t>
       </w:r>
     </w:p>
     <w:p>
@@ -7514,9 +8119,7 @@
         <w:keepLines/>
       </w:pPr>
       <w:r>
-        <w:t xml:space="preserve">PYTHONPATH=scripts venv/bin/python scripts/build_government_investment.py
-PYTHONPATH=scripts venv/bin/python scripts/build_private_investment.py
-PYTHONPATH=scripts venv/bin/python scripts/build_fiscal_capacity.py</w:t>
+        <w:t xml:space="preserve">PYTHONPATH=scripts venv/bin/python scripts/build_capex_pipeline.py</w:t>
       </w:r>
     </w:p>
     <w:p>
@@ -7525,7 +8128,7 @@
         <w:keepLines/>
       </w:pPr>
       <w:r>
-        <w:t xml:space="preserve">PYTHONPATH=scripts venv/bin/python scripts/build_capex_analysis.py</w:t>
+        <w:t xml:space="preserve">PYTHONPATH=scripts venv/bin/python scripts/sync_focused_catalogue.py</w:t>
       </w:r>
     </w:p>
     <w:p>
@@ -7534,30 +8137,12 @@
         <w:keepLines/>
       </w:pPr>
       <w:r>
-        <w:t xml:space="preserve">PYTHONPATH=scripts venv/bin/python scripts/promote_processed_data.py</w:t>
-      </w:r>
-    </w:p>
-    <w:p>
-      <w:pPr>
-        <w:pStyle w:val="Code"/>
-        <w:keepLines/>
-      </w:pPr>
-      <w:r>
-        <w:t xml:space="preserve">PYTHONPATH=scripts venv/bin/python scripts/sync_focused_catalogue.py</w:t>
-      </w:r>
-    </w:p>
-    <w:p>
-      <w:pPr>
-        <w:pStyle w:val="Code"/>
-        <w:keepLines/>
-      </w:pPr>
-      <w:r>
         <w:t xml:space="preserve">cd frontend &amp;&amp; npm run validate:data &amp;&amp; npx tsc --noEmit &amp;&amp; npm run lint &amp;&amp; npm run build</w:t>
       </w:r>
     </w:p>
     <w:p>
       <w:r>
-        <w:t xml:space="preserve">The first command refreshes the structural dependencies in order. The CapEx build then refreshes live markets and companies and publishes all CapEx outputs. Promotion without arguments promotes every existing registered artifact. Catalogue synchronisation updates versions and availability before the frontend build.</w:t>
+        <w:t xml:space="preserve">The pipeline command performs live acquisition by default. Use --offline for a deterministic replay of the immutable raw landing. Both modes use the same pure builders, validation and publication functions. Catalogue synchronisation updates versions and availability after successful publication.</w:t>
       </w:r>
     </w:p>
     <w:p>
@@ -7634,7 +8219,7 @@
         <w:t xml:space="preserve">4. </w:t>
       </w:r>
       <w:r>
-        <w:t xml:space="preserve">Do not deploy frontend/src or data/processed as runtime dependencies; the browser needs only compiled assets and promoted public data.</w:t>
+        <w:t xml:space="preserve">Do not deploy frontend/src or data/processed as runtime dependencies; the browser needs only compiled assets and published public data.</w:t>
       </w:r>
     </w:p>
     <w:p>
@@ -7977,7 +8562,7 @@
                 <w:sz w:val="14"/>
                 <w:szCs w:val="14"/>
               </w:rPr>
-              <w:t xml:space="preserve">publish_json stops before writing.</w:t>
+              <w:t xml:space="preserve">No processed or public JSON is written; any newly landed raw evidence remains available.</w:t>
             </w:r>
           </w:p>
         </w:tc>
@@ -8018,7 +8603,7 @@
                 <w:sz w:val="14"/>
                 <w:szCs w:val="14"/>
               </w:rPr>
-              <w:t xml:space="preserve">Promotion fails</w:t>
+              <w:t xml:space="preserve">JSON replacement fails</w:t>
             </w:r>
           </w:p>
         </w:tc>
@@ -8036,7 +8621,7 @@
                 <w:sz w:val="14"/>
                 <w:szCs w:val="14"/>
               </w:rPr>
-              <w:t xml:space="preserve">Existing public artifact remains.</w:t>
+              <w:t xml:space="preserve">The current file remains valid, but files published earlier in the loop are not rolled back.</w:t>
             </w:r>
           </w:p>
         </w:tc>
@@ -8054,7 +8639,7 @@
                 <w:sz w:val="14"/>
                 <w:szCs w:val="14"/>
               </w:rPr>
-              <w:t xml:space="preserve">Validate processed file against its registered route contract.</w:t>
+              <w:t xml:space="preserve">Inspect filesystem permissions, correct the failure and rerun the complete ETL.</w:t>
             </w:r>
           </w:p>
         </w:tc>
@@ -8330,7 +8915,7 @@
                 <w:sz w:val="18"/>
                 <w:szCs w:val="18"/>
               </w:rPr>
-              <w:t xml:space="preserve">Automate frozen source extraction</w:t>
+              <w:t xml:space="preserve">Automate reference-source acquisition</w:t>
             </w:r>
           </w:p>
         </w:tc>
@@ -8348,7 +8933,7 @@
                 <w:sz w:val="18"/>
                 <w:szCs w:val="18"/>
               </w:rPr>
-              <w:t xml:space="preserve">Create Statement 3, MoRTH, Railways and IIP extractors with dated raw landing and table-identity checks.</w:t>
+              <w:t xml:space="preserve">Replace the manual Statement 3, MoRTH, Railways and IIP transcriptions with document extractors, dated raw landing and table-identity checks while retaining the same typed boundary.</w:t>
             </w:r>
           </w:p>
         </w:tc>
@@ -8594,7 +9179,7 @@
                 <w:sz w:val="18"/>
                 <w:szCs w:val="18"/>
               </w:rPr>
-              <w:t xml:space="preserve">Attach raw snapshot/checksum references to new frozen-series metadata and, where useful, individual observations.</w:t>
+              <w:t xml:space="preserve">Attach source-document snapshot/checksum references to manually transcribed metadata and, where useful, individual observations.</w:t>
             </w:r>
           </w:p>
         </w:tc>
@@ -8775,7 +9360,7 @@
                 <w:sz w:val="14"/>
                 <w:szCs w:val="14"/>
               </w:rPr>
-              <w:t xml:space="preserve">scripts/build_capex_analysis.py</w:t>
+              <w:t xml:space="preserve">scripts/build_capex_pipeline.py</w:t>
             </w:r>
           </w:p>
         </w:tc>
@@ -8793,7 +9378,7 @@
                 <w:sz w:val="14"/>
                 <w:szCs w:val="14"/>
               </w:rPr>
-              <w:t xml:space="preserve">Complete orchestration and schema routing.</w:t>
+              <w:t xml:space="preserve">Sole full and targeted ETL entry point.</w:t>
             </w:r>
           </w:p>
         </w:tc>
@@ -8816,7 +9401,7 @@
                 <w:sz w:val="14"/>
                 <w:szCs w:val="14"/>
               </w:rPr>
-              <w:t xml:space="preserve">scripts/build_capex_delivery.py</w:t>
+              <w:t xml:space="preserve">scripts/extractors/capex_sources.py</w:t>
             </w:r>
           </w:p>
         </w:tc>
@@ -8834,7 +9419,7 @@
                 <w:sz w:val="14"/>
                 <w:szCs w:val="14"/>
               </w:rPr>
-              <w:t xml:space="preserve">Allocation, delivery and IIP values, source metadata and payloads.</w:t>
+              <w:t xml:space="preserve">Live acquisition and immutable raw replay.</w:t>
             </w:r>
           </w:p>
         </w:tc>
@@ -8857,7 +9442,7 @@
                 <w:sz w:val="14"/>
                 <w:szCs w:val="14"/>
               </w:rPr>
-              <w:t xml:space="preserve">scripts/build_capex_depth.py</w:t>
+              <w:t xml:space="preserve">scripts/extractors/delivery_reference.py</w:t>
             </w:r>
           </w:p>
         </w:tc>
@@ -8875,7 +9460,7 @@
                 <w:sz w:val="14"/>
                 <w:szCs w:val="14"/>
               </w:rPr>
-              <w:t xml:space="preserve">Official project-quality/state acquisition and publication.</w:t>
+              <w:t xml:space="preserve">Typed extraction and validation of tracked manual source observations.</w:t>
             </w:r>
           </w:p>
         </w:tc>
@@ -8898,6 +9483,375 @@
                 <w:sz w:val="14"/>
                 <w:szCs w:val="14"/>
               </w:rPr>
+              <w:t xml:space="preserve">sources/capex_delivery_reference.json</w:t>
+            </w:r>
+          </w:p>
+        </w:tc>
+        <w:tc>
+          <w:tcPr>
+            <w:tcW w:w="5100" w:type="dxa"/>
+          </w:tcPr>
+          <w:p>
+            <w:pPr>
+              <w:pStyle w:val="TableText"/>
+              <w:keepLines/>
+            </w:pPr>
+            <w:r>
+              <w:rPr>
+                <w:sz w:val="14"/>
+                <w:szCs w:val="14"/>
+              </w:rPr>
+              <w:t xml:space="preserve">Version-controlled source input for allocation, delivery and IIP.</w:t>
+            </w:r>
+          </w:p>
+        </w:tc>
+      </w:tr>
+      <w:tr>
+        <w:trPr>
+          <w:cantSplit/>
+        </w:trPr>
+        <w:tc>
+          <w:tcPr>
+            <w:tcW w:w="3900" w:type="dxa"/>
+          </w:tcPr>
+          <w:p>
+            <w:pPr>
+              <w:pStyle w:val="TableText"/>
+              <w:keepLines/>
+            </w:pPr>
+            <w:r>
+              <w:rPr>
+                <w:sz w:val="14"/>
+                <w:szCs w:val="14"/>
+              </w:rPr>
+              <w:t xml:space="preserve">scripts/models/capex_sources.py</w:t>
+            </w:r>
+          </w:p>
+        </w:tc>
+        <w:tc>
+          <w:tcPr>
+            <w:tcW w:w="5100" w:type="dxa"/>
+          </w:tcPr>
+          <w:p>
+            <w:pPr>
+              <w:pStyle w:val="TableText"/>
+              <w:keepLines/>
+            </w:pPr>
+            <w:r>
+              <w:rPr>
+                <w:sz w:val="14"/>
+                <w:szCs w:val="14"/>
+              </w:rPr>
+              <w:t xml:space="preserve">Typed extraction-to-builder boundary.</w:t>
+            </w:r>
+          </w:p>
+        </w:tc>
+      </w:tr>
+      <w:tr>
+        <w:trPr>
+          <w:cantSplit/>
+        </w:trPr>
+        <w:tc>
+          <w:tcPr>
+            <w:tcW w:w="3900" w:type="dxa"/>
+          </w:tcPr>
+          <w:p>
+            <w:pPr>
+              <w:pStyle w:val="TableText"/>
+              <w:keepLines/>
+            </w:pPr>
+            <w:r>
+              <w:rPr>
+                <w:sz w:val="14"/>
+                <w:szCs w:val="14"/>
+              </w:rPr>
+              <w:t xml:space="preserve">scripts/models/capex_metrics.py</w:t>
+            </w:r>
+          </w:p>
+        </w:tc>
+        <w:tc>
+          <w:tcPr>
+            <w:tcW w:w="5100" w:type="dxa"/>
+          </w:tcPr>
+          <w:p>
+            <w:pPr>
+              <w:pStyle w:val="TableText"/>
+              <w:keepLines/>
+            </w:pPr>
+            <w:r>
+              <w:rPr>
+                <w:sz w:val="14"/>
+                <w:szCs w:val="14"/>
+              </w:rPr>
+              <w:t xml:space="preserve">Typed calculation-to-final-builder boundary.</w:t>
+            </w:r>
+          </w:p>
+        </w:tc>
+      </w:tr>
+      <w:tr>
+        <w:trPr>
+          <w:cantSplit/>
+        </w:trPr>
+        <w:tc>
+          <w:tcPr>
+            <w:tcW w:w="3900" w:type="dxa"/>
+          </w:tcPr>
+          <w:p>
+            <w:pPr>
+              <w:pStyle w:val="TableText"/>
+              <w:keepLines/>
+            </w:pPr>
+            <w:r>
+              <w:rPr>
+                <w:sz w:val="14"/>
+                <w:szCs w:val="14"/>
+              </w:rPr>
+              <w:t xml:space="preserve">scripts/transforms/capex_metrics.py</w:t>
+            </w:r>
+          </w:p>
+        </w:tc>
+        <w:tc>
+          <w:tcPr>
+            <w:tcW w:w="5100" w:type="dxa"/>
+          </w:tcPr>
+          <w:p>
+            <w:pPr>
+              <w:pStyle w:val="TableText"/>
+              <w:keepLines/>
+            </w:pPr>
+            <w:r>
+              <w:rPr>
+                <w:sz w:val="14"/>
+                <w:szCs w:val="14"/>
+              </w:rPr>
+              <w:t xml:space="preserve">Government, private and fiscal metric construction without JSON shaping.</w:t>
+            </w:r>
+          </w:p>
+        </w:tc>
+      </w:tr>
+      <w:tr>
+        <w:trPr>
+          <w:cantSplit/>
+        </w:trPr>
+        <w:tc>
+          <w:tcPr>
+            <w:tcW w:w="3900" w:type="dxa"/>
+          </w:tcPr>
+          <w:p>
+            <w:pPr>
+              <w:pStyle w:val="TableText"/>
+              <w:keepLines/>
+            </w:pPr>
+            <w:r>
+              <w:rPr>
+                <w:sz w:val="14"/>
+                <w:szCs w:val="14"/>
+              </w:rPr>
+              <w:t xml:space="preserve">scripts/builders/capex_artifacts.py</w:t>
+            </w:r>
+          </w:p>
+        </w:tc>
+        <w:tc>
+          <w:tcPr>
+            <w:tcW w:w="5100" w:type="dxa"/>
+          </w:tcPr>
+          <w:p>
+            <w:pPr>
+              <w:pStyle w:val="TableText"/>
+              <w:keepLines/>
+            </w:pPr>
+            <w:r>
+              <w:rPr>
+                <w:sz w:val="14"/>
+                <w:szCs w:val="14"/>
+              </w:rPr>
+              <w:t xml:space="preserve">Explicit direct call graph for all thirteen final artifacts.</w:t>
+            </w:r>
+          </w:p>
+        </w:tc>
+      </w:tr>
+      <w:tr>
+        <w:trPr>
+          <w:cantSplit/>
+        </w:trPr>
+        <w:tc>
+          <w:tcPr>
+            <w:tcW w:w="3900" w:type="dxa"/>
+          </w:tcPr>
+          <w:p>
+            <w:pPr>
+              <w:pStyle w:val="TableText"/>
+              <w:keepLines/>
+            </w:pPr>
+            <w:r>
+              <w:rPr>
+                <w:sz w:val="14"/>
+                <w:szCs w:val="14"/>
+              </w:rPr>
+              <w:t xml:space="preserve">scripts/builders/fiscal_outputs.py</w:t>
+            </w:r>
+          </w:p>
+        </w:tc>
+        <w:tc>
+          <w:tcPr>
+            <w:tcW w:w="5100" w:type="dxa"/>
+          </w:tcPr>
+          <w:p>
+            <w:pPr>
+              <w:pStyle w:val="TableText"/>
+              <w:keepLines/>
+            </w:pPr>
+            <w:r>
+              <w:rPr>
+                <w:sz w:val="14"/>
+                <w:szCs w:val="14"/>
+              </w:rPr>
+              <w:t xml:space="preserve">Execution and fiscal final payload builders.</w:t>
+            </w:r>
+          </w:p>
+        </w:tc>
+      </w:tr>
+      <w:tr>
+        <w:trPr>
+          <w:cantSplit/>
+        </w:trPr>
+        <w:tc>
+          <w:tcPr>
+            <w:tcW w:w="3900" w:type="dxa"/>
+          </w:tcPr>
+          <w:p>
+            <w:pPr>
+              <w:pStyle w:val="TableText"/>
+              <w:keepLines/>
+            </w:pPr>
+            <w:r>
+              <w:rPr>
+                <w:sz w:val="14"/>
+                <w:szCs w:val="14"/>
+              </w:rPr>
+              <w:t xml:space="preserve">scripts/builders/market_outputs.py</w:t>
+            </w:r>
+          </w:p>
+        </w:tc>
+        <w:tc>
+          <w:tcPr>
+            <w:tcW w:w="5100" w:type="dxa"/>
+          </w:tcPr>
+          <w:p>
+            <w:pPr>
+              <w:pStyle w:val="TableText"/>
+              <w:keepLines/>
+            </w:pPr>
+            <w:r>
+              <w:rPr>
+                <w:sz w:val="14"/>
+                <w:szCs w:val="14"/>
+              </w:rPr>
+              <w:t xml:space="preserve">Sector-performance and correlation final payload builders.</w:t>
+            </w:r>
+          </w:p>
+        </w:tc>
+      </w:tr>
+      <w:tr>
+        <w:trPr>
+          <w:cantSplit/>
+        </w:trPr>
+        <w:tc>
+          <w:tcPr>
+            <w:tcW w:w="3900" w:type="dxa"/>
+          </w:tcPr>
+          <w:p>
+            <w:pPr>
+              <w:pStyle w:val="TableText"/>
+              <w:keepLines/>
+            </w:pPr>
+            <w:r>
+              <w:rPr>
+                <w:sz w:val="14"/>
+                <w:szCs w:val="14"/>
+              </w:rPr>
+              <w:t xml:space="preserve">scripts/builders/real_economy_outputs.py</w:t>
+            </w:r>
+          </w:p>
+        </w:tc>
+        <w:tc>
+          <w:tcPr>
+            <w:tcW w:w="5100" w:type="dxa"/>
+          </w:tcPr>
+          <w:p>
+            <w:pPr>
+              <w:pStyle w:val="TableText"/>
+              <w:keepLines/>
+            </w:pPr>
+            <w:r>
+              <w:rPr>
+                <w:sz w:val="14"/>
+                <w:szCs w:val="14"/>
+              </w:rPr>
+              <w:t xml:space="preserve">Allocation, delivery, production, private and corporate final payload builders.</w:t>
+            </w:r>
+          </w:p>
+        </w:tc>
+      </w:tr>
+      <w:tr>
+        <w:trPr>
+          <w:cantSplit/>
+        </w:trPr>
+        <w:tc>
+          <w:tcPr>
+            <w:tcW w:w="3900" w:type="dxa"/>
+          </w:tcPr>
+          <w:p>
+            <w:pPr>
+              <w:pStyle w:val="TableText"/>
+              <w:keepLines/>
+            </w:pPr>
+            <w:r>
+              <w:rPr>
+                <w:sz w:val="14"/>
+                <w:szCs w:val="14"/>
+              </w:rPr>
+              <w:t xml:space="preserve">scripts/builders/evaluation_outputs.py</w:t>
+            </w:r>
+          </w:p>
+        </w:tc>
+        <w:tc>
+          <w:tcPr>
+            <w:tcW w:w="5100" w:type="dxa"/>
+          </w:tcPr>
+          <w:p>
+            <w:pPr>
+              <w:pStyle w:val="TableText"/>
+              <w:keepLines/>
+            </w:pPr>
+            <w:r>
+              <w:rPr>
+                <w:sz w:val="14"/>
+                <w:szCs w:val="14"/>
+              </w:rPr>
+              <w:t xml:space="preserve">Quality, state, crowding-in and summary final payload builders.</w:t>
+            </w:r>
+          </w:p>
+        </w:tc>
+      </w:tr>
+      <w:tr>
+        <w:trPr>
+          <w:cantSplit/>
+        </w:trPr>
+        <w:tc>
+          <w:tcPr>
+            <w:tcW w:w="3900" w:type="dxa"/>
+          </w:tcPr>
+          <w:p>
+            <w:pPr>
+              <w:pStyle w:val="TableText"/>
+              <w:keepLines/>
+            </w:pPr>
+            <w:r>
+              <w:rPr>
+                <w:sz w:val="14"/>
+                <w:szCs w:val="14"/>
+              </w:rPr>
               <w:t xml:space="preserve">scripts/transforms/capex_analysis.py</w:t>
             </w:r>
           </w:p>
@@ -9021,7 +9975,7 @@
                 <w:sz w:val="14"/>
                 <w:szCs w:val="14"/>
               </w:rPr>
-              <w:t xml:space="preserve">scripts/promote_processed_data.py</w:t>
+              <w:t xml:space="preserve">scripts/sync_focused_catalogue.py</w:t>
             </w:r>
           </w:p>
         </w:tc>
@@ -9039,7 +9993,7 @@
                 <w:sz w:val="14"/>
                 <w:szCs w:val="14"/>
               </w:rPr>
-              <w:t xml:space="preserve">Promotion registry.</w:t>
+              <w:t xml:space="preserve">Full narrative order and presentation configuration.</w:t>
             </w:r>
           </w:p>
         </w:tc>
@@ -9062,7 +10016,7 @@
                 <w:sz w:val="14"/>
                 <w:szCs w:val="14"/>
               </w:rPr>
-              <w:t xml:space="preserve">scripts/sync_focused_catalogue.py</w:t>
+              <w:t xml:space="preserve">schemas/dated_multi_series.schema.json</w:t>
             </w:r>
           </w:p>
         </w:tc>
@@ -9080,7 +10034,7 @@
                 <w:sz w:val="14"/>
                 <w:szCs w:val="14"/>
               </w:rPr>
-              <w:t xml:space="preserve">Full narrative order and presentation configuration.</w:t>
+              <w:t xml:space="preserve">Primary chart-data contract.</w:t>
             </w:r>
           </w:p>
         </w:tc>
@@ -9103,7 +10057,7 @@
                 <w:sz w:val="14"/>
                 <w:szCs w:val="14"/>
               </w:rPr>
-              <w:t xml:space="preserve">schemas/dated_multi_series.schema.json</w:t>
+              <w:t xml:space="preserve">schemas/market_performance.schema.json</w:t>
             </w:r>
           </w:p>
         </w:tc>
@@ -9121,7 +10075,7 @@
                 <w:sz w:val="14"/>
                 <w:szCs w:val="14"/>
               </w:rPr>
-              <w:t xml:space="preserve">Primary chart-data contract.</w:t>
+              <w:t xml:space="preserve">Market-data contract.</w:t>
             </w:r>
           </w:p>
         </w:tc>
@@ -9144,7 +10098,7 @@
                 <w:sz w:val="14"/>
                 <w:szCs w:val="14"/>
               </w:rPr>
-              <w:t xml:space="preserve">schemas/market_performance.schema.json</w:t>
+              <w:t xml:space="preserve">schemas/capex_analysis_summary.schema.json</w:t>
             </w:r>
           </w:p>
         </w:tc>
@@ -9162,7 +10116,7 @@
                 <w:sz w:val="14"/>
                 <w:szCs w:val="14"/>
               </w:rPr>
-              <w:t xml:space="preserve">Market-data contract.</w:t>
+              <w:t xml:space="preserve">Verdict contract.</w:t>
             </w:r>
           </w:p>
         </w:tc>
@@ -9185,7 +10139,7 @@
                 <w:sz w:val="14"/>
                 <w:szCs w:val="14"/>
               </w:rPr>
-              <w:t xml:space="preserve">schemas/capex_analysis_summary.schema.json</w:t>
+              <w:t xml:space="preserve">frontend/src/components/CapexCorrelationView.tsx</w:t>
             </w:r>
           </w:p>
         </w:tc>
@@ -9203,7 +10157,7 @@
                 <w:sz w:val="14"/>
                 <w:szCs w:val="14"/>
               </w:rPr>
-              <w:t xml:space="preserve">Verdict contract.</w:t>
+              <w:t xml:space="preserve">Lead/lag explorer and fitted-line UI.</w:t>
             </w:r>
           </w:p>
         </w:tc>
@@ -9226,7 +10180,7 @@
                 <w:sz w:val="14"/>
                 <w:szCs w:val="14"/>
               </w:rPr>
-              <w:t xml:space="preserve">frontend/src/components/CapexCorrelationView.tsx</w:t>
+              <w:t xml:space="preserve">frontend/src/components/CorporateFundamentalsView.tsx</w:t>
             </w:r>
           </w:p>
         </w:tc>
@@ -9244,7 +10198,7 @@
                 <w:sz w:val="14"/>
                 <w:szCs w:val="14"/>
               </w:rPr>
-              <w:t xml:space="preserve">Lead/lag explorer and fitted-line UI.</w:t>
+              <w:t xml:space="preserve">Corporate case-study UI.</w:t>
             </w:r>
           </w:p>
         </w:tc>
@@ -9267,7 +10221,7 @@
                 <w:sz w:val="14"/>
                 <w:szCs w:val="14"/>
               </w:rPr>
-              <w:t xml:space="preserve">frontend/src/components/CorporateFundamentalsView.tsx</w:t>
+              <w:t xml:space="preserve">frontend/src/components/FiscalBridgeView.tsx</w:t>
             </w:r>
           </w:p>
         </w:tc>
@@ -9285,7 +10239,7 @@
                 <w:sz w:val="14"/>
                 <w:szCs w:val="14"/>
               </w:rPr>
-              <w:t xml:space="preserve">Corporate case-study UI.</w:t>
+              <w:t xml:space="preserve">Fiscal quadrant UI.</w:t>
             </w:r>
           </w:p>
         </w:tc>
@@ -9308,7 +10262,7 @@
                 <w:sz w:val="14"/>
                 <w:szCs w:val="14"/>
               </w:rPr>
-              <w:t xml:space="preserve">frontend/src/components/FiscalBridgeView.tsx</w:t>
+              <w:t xml:space="preserve">frontend/src/components/InvestmentQualityView.tsx</w:t>
             </w:r>
           </w:p>
         </w:tc>
@@ -9326,7 +10280,7 @@
                 <w:sz w:val="14"/>
                 <w:szCs w:val="14"/>
               </w:rPr>
-              <w:t xml:space="preserve">Fiscal quadrant UI.</w:t>
+              <w:t xml:space="preserve">Sector delivery-quality explorer.</w:t>
             </w:r>
           </w:p>
         </w:tc>
@@ -9349,7 +10303,7 @@
                 <w:sz w:val="14"/>
                 <w:szCs w:val="14"/>
               </w:rPr>
-              <w:t xml:space="preserve">frontend/src/components/InvestmentQualityView.tsx</w:t>
+              <w:t xml:space="preserve">frontend/src/components/CrowdingInView.tsx</w:t>
             </w:r>
           </w:p>
         </w:tc>
@@ -9367,7 +10321,7 @@
                 <w:sz w:val="14"/>
                 <w:szCs w:val="14"/>
               </w:rPr>
-              <w:t xml:space="preserve">Sector delivery-quality explorer.</w:t>
+              <w:t xml:space="preserve">Distributed-lag evidence ladder.</w:t>
             </w:r>
           </w:p>
         </w:tc>
@@ -9390,7 +10344,7 @@
                 <w:sz w:val="14"/>
                 <w:szCs w:val="14"/>
               </w:rPr>
-              <w:t xml:space="preserve">frontend/src/components/CrowdingInView.tsx</w:t>
+              <w:t xml:space="preserve">frontend/src/components/StateCapexEvaluationView.tsx</w:t>
             </w:r>
           </w:p>
         </w:tc>
@@ -9408,7 +10362,7 @@
                 <w:sz w:val="14"/>
                 <w:szCs w:val="14"/>
               </w:rPr>
-              <w:t xml:space="preserve">Distributed-lag evidence ladder.</w:t>
+              <w:t xml:space="preserve">State panel explorer.</w:t>
             </w:r>
           </w:p>
         </w:tc>
@@ -9431,7 +10385,7 @@
                 <w:sz w:val="14"/>
                 <w:szCs w:val="14"/>
               </w:rPr>
-              <w:t xml:space="preserve">frontend/src/components/StateCapexEvaluationView.tsx</w:t>
+              <w:t xml:space="preserve">frontend/src/components/CapexScenarioLab.tsx</w:t>
             </w:r>
           </w:p>
         </w:tc>
@@ -9449,7 +10403,7 @@
                 <w:sz w:val="14"/>
                 <w:szCs w:val="14"/>
               </w:rPr>
-              <w:t xml:space="preserve">State panel explorer.</w:t>
+              <w:t xml:space="preserve">Interactive five-year model.</w:t>
             </w:r>
           </w:p>
         </w:tc>
@@ -9472,7 +10426,7 @@
                 <w:sz w:val="14"/>
                 <w:szCs w:val="14"/>
               </w:rPr>
-              <w:t xml:space="preserve">frontend/src/components/CapexScenarioLab.tsx</w:t>
+              <w:t xml:space="preserve">frontend/src/components/MetricPanel.tsx</w:t>
             </w:r>
           </w:p>
         </w:tc>
@@ -9490,7 +10444,7 @@
                 <w:sz w:val="14"/>
                 <w:szCs w:val="14"/>
               </w:rPr>
-              <w:t xml:space="preserve">Interactive five-year model.</w:t>
+              <w:t xml:space="preserve">Specialised component dispatch.</w:t>
             </w:r>
           </w:p>
         </w:tc>
@@ -9513,7 +10467,7 @@
                 <w:sz w:val="14"/>
                 <w:szCs w:val="14"/>
               </w:rPr>
-              <w:t xml:space="preserve">frontend/src/components/MetricPanel.tsx</w:t>
+              <w:t xml:space="preserve">frontend/src/data/runtimeGuards.ts</w:t>
             </w:r>
           </w:p>
         </w:tc>
@@ -9531,7 +10485,7 @@
                 <w:sz w:val="14"/>
                 <w:szCs w:val="14"/>
               </w:rPr>
-              <w:t xml:space="preserve">Specialised component dispatch.</w:t>
+              <w:t xml:space="preserve">Runtime schema and adapter checks.</w:t>
             </w:r>
           </w:p>
         </w:tc>
@@ -9554,7 +10508,7 @@
                 <w:sz w:val="14"/>
                 <w:szCs w:val="14"/>
               </w:rPr>
-              <w:t xml:space="preserve">frontend/src/data/runtimeGuards.ts</w:t>
+              <w:t xml:space="preserve">frontend/scripts/validate-public-data.mjs</w:t>
             </w:r>
           </w:p>
         </w:tc>
@@ -9572,7 +10526,7 @@
                 <w:sz w:val="14"/>
                 <w:szCs w:val="14"/>
               </w:rPr>
-              <w:t xml:space="preserve">Runtime schema and adapter checks.</w:t>
+              <w:t xml:space="preserve">Build-time catalogue and asset validation.</w:t>
             </w:r>
           </w:p>
         </w:tc>
@@ -9595,7 +10549,7 @@
                 <w:sz w:val="14"/>
                 <w:szCs w:val="14"/>
               </w:rPr>
-              <w:t xml:space="preserve">frontend/scripts/validate-public-data.mjs</w:t>
+              <w:t xml:space="preserve">tests/test_capex_analysis.py</w:t>
             </w:r>
           </w:p>
         </w:tc>
@@ -9613,7 +10567,7 @@
                 <w:sz w:val="14"/>
                 <w:szCs w:val="14"/>
               </w:rPr>
-              <w:t xml:space="preserve">Build-time catalogue and asset validation.</w:t>
+              <w:t xml:space="preserve">Market, timing, summary and company regression tests.</w:t>
             </w:r>
           </w:p>
         </w:tc>
@@ -9636,7 +10590,7 @@
                 <w:sz w:val="14"/>
                 <w:szCs w:val="14"/>
               </w:rPr>
-              <w:t xml:space="preserve">tests/test_capex_analysis.py</w:t>
+              <w:t xml:space="preserve">tests/test_capex_delivery.py</w:t>
             </w:r>
           </w:p>
         </w:tc>
@@ -9654,7 +10608,7 @@
                 <w:sz w:val="14"/>
                 <w:szCs w:val="14"/>
               </w:rPr>
-              <w:t xml:space="preserve">Market, timing, summary and company regression tests.</w:t>
+              <w:t xml:space="preserve">Unit separation, exact source observations and output registration.</w:t>
             </w:r>
           </w:p>
         </w:tc>
@@ -9677,7 +10631,7 @@
                 <w:sz w:val="14"/>
                 <w:szCs w:val="14"/>
               </w:rPr>
-              <w:t xml:space="preserve">tests/test_capex_delivery.py</w:t>
+              <w:t xml:space="preserve">tests/test_capex_depth.py</w:t>
             </w:r>
           </w:p>
         </w:tc>
@@ -9695,7 +10649,7 @@
                 <w:sz w:val="14"/>
                 <w:szCs w:val="14"/>
               </w:rPr>
-              <w:t xml:space="preserve">Unit separation, exact source observations and output registration.</w:t>
+              <w:t xml:space="preserve">Quality/state/crowding-in contracts, evidence gates and public routes.</w:t>
             </w:r>
           </w:p>
         </w:tc>
@@ -9718,7 +10672,7 @@
                 <w:sz w:val="14"/>
                 <w:szCs w:val="14"/>
               </w:rPr>
-              <w:t xml:space="preserve">tests/test_capex_depth.py</w:t>
+              <w:t xml:space="preserve">tests/test_capex_pipeline.py</w:t>
             </w:r>
           </w:p>
         </w:tc>
@@ -9736,7 +10690,7 @@
                 <w:sz w:val="14"/>
                 <w:szCs w:val="14"/>
               </w:rPr>
-              <w:t xml:space="preserve">Quality/state/crowding-in contracts, evidence gates and promotion routes.</w:t>
+              <w:t xml:space="preserve">Layer boundaries, complete-set prevalidation, publication and processed/public parity.</w:t>
             </w:r>
           </w:p>
         </w:tc>
